--- a/tables.docx
+++ b/tables.docx
@@ -1154,10 +1154,10 @@
         <w:tblLook w:firstRow="1" w:lastRow="0" w:firstColumn="0" w:lastColumn="0" w:noHBand="0" w:noVBand="0" w:val="0020"/>
       </w:tblPr>
       <w:tblGrid>
-        <w:gridCol w:w="555"/>
-        <w:gridCol w:w="1320"/>
-        <w:gridCol w:w="4724"/>
-        <w:gridCol w:w="1320"/>
+        <w:gridCol w:w="536"/>
+        <w:gridCol w:w="939"/>
+        <w:gridCol w:w="4765"/>
+        <w:gridCol w:w="1677"/>
       </w:tblGrid>
       <w:tr>
         <w:trPr>
@@ -1242,7 +1242,7 @@
               <w:rPr>
                 <w:rFonts w:hint="eastAsia"/>
               </w:rPr>
-              <w:t xml:space="preserve">查询功能-带表类型</w:t>
+              <w:t xml:space="preserve">基础查询</w:t>
             </w:r>
           </w:p>
         </w:tc>
@@ -1256,54 +1256,103 @@
               <w:rPr>
                 <w:rStyle w:val="VerbatimChar"/>
               </w:rPr>
-              <w:t xml:space="preserve">query&lt;Goods, "SELECT * FROM goods"_sql&gt;()</w:t>
-            </w:r>
-          </w:p>
-        </w:tc>
-        <w:tc>
-          <w:tcPr/>
-          <w:p>
-            <w:pPr>
-              <w:pStyle w:val="Compact"/>
-            </w:pPr>
-            <w:r>
-              <w:rPr>
-                <w:rFonts w:hint="eastAsia"/>
-              </w:rPr>
-              <w:t xml:space="preserve">返回</w:t>
-            </w:r>
+              <w:t xml:space="preserve">query&lt;TestTable, "select * from test"_sql&gt;()</w:t>
+            </w:r>
+          </w:p>
+        </w:tc>
+        <w:tc>
+          <w:tcPr/>
+          <w:p>
+            <w:pPr>
+              <w:pStyle w:val="Compact"/>
+            </w:pPr>
+            <w:r>
+              <w:rPr>
+                <w:rFonts w:hint="eastAsia"/>
+              </w:rPr>
+              <w:t xml:space="preserve">返回2条记录</w:t>
+            </w:r>
+          </w:p>
+        </w:tc>
+      </w:tr>
+      <w:tr>
+        <w:tc>
+          <w:tcPr/>
+          <w:p>
+            <w:pPr>
+              <w:pStyle w:val="Compact"/>
+            </w:pPr>
+            <w:r>
+              <w:t xml:space="preserve">TC-RT-02</w:t>
+            </w:r>
+          </w:p>
+        </w:tc>
+        <w:tc>
+          <w:tcPr/>
+          <w:p>
+            <w:pPr>
+              <w:pStyle w:val="Compact"/>
+            </w:pPr>
+            <w:r>
+              <w:rPr>
+                <w:rFonts w:hint="eastAsia"/>
+              </w:rPr>
+              <w:t xml:space="preserve">带表类型查询</w:t>
+            </w:r>
+          </w:p>
+        </w:tc>
+        <w:tc>
+          <w:tcPr/>
+          <w:p>
+            <w:pPr>
+              <w:pStyle w:val="Compact"/>
+            </w:pPr>
             <w:r>
               <w:rPr>
                 <w:rStyle w:val="VerbatimChar"/>
               </w:rPr>
-              <w:t xml:space="preserve">vector&lt;Goods&gt;</w:t>
-            </w:r>
-          </w:p>
-        </w:tc>
-      </w:tr>
-      <w:tr>
-        <w:tc>
-          <w:tcPr/>
-          <w:p>
-            <w:pPr>
-              <w:pStyle w:val="Compact"/>
-            </w:pPr>
-            <w:r>
-              <w:t xml:space="preserve">TC-RT-02</w:t>
-            </w:r>
-          </w:p>
-        </w:tc>
-        <w:tc>
-          <w:tcPr/>
-          <w:p>
-            <w:pPr>
-              <w:pStyle w:val="Compact"/>
-            </w:pPr>
-            <w:r>
-              <w:rPr>
-                <w:rFonts w:hint="eastAsia"/>
-              </w:rPr>
-              <w:t xml:space="preserve">查询功能-不带表类型</w:t>
+              <w:t xml:space="preserve">query&lt;Goods, "select * from goods order by id"_sql&gt;()</w:t>
+            </w:r>
+          </w:p>
+        </w:tc>
+        <w:tc>
+          <w:tcPr/>
+          <w:p>
+            <w:pPr>
+              <w:pStyle w:val="Compact"/>
+            </w:pPr>
+            <w:r>
+              <w:rPr>
+                <w:rFonts w:hint="eastAsia"/>
+              </w:rPr>
+              <w:t xml:space="preserve">返回3条记录，字段正确映射</w:t>
+            </w:r>
+          </w:p>
+        </w:tc>
+      </w:tr>
+      <w:tr>
+        <w:tc>
+          <w:tcPr/>
+          <w:p>
+            <w:pPr>
+              <w:pStyle w:val="Compact"/>
+            </w:pPr>
+            <w:r>
+              <w:t xml:space="preserve">TC-RT-03</w:t>
+            </w:r>
+          </w:p>
+        </w:tc>
+        <w:tc>
+          <w:tcPr/>
+          <w:p>
+            <w:pPr>
+              <w:pStyle w:val="Compact"/>
+            </w:pPr>
+            <w:r>
+              <w:rPr>
+                <w:rFonts w:hint="eastAsia"/>
+              </w:rPr>
+              <w:t xml:space="preserve">参数化查询</w:t>
             </w:r>
           </w:p>
         </w:tc>
@@ -1317,54 +1366,103 @@
               <w:rPr>
                 <w:rStyle w:val="VerbatimChar"/>
               </w:rPr>
-              <w:t xml:space="preserve">query&lt;"SELECT * FROM goods"_sql&gt;()</w:t>
-            </w:r>
-          </w:p>
-        </w:tc>
-        <w:tc>
-          <w:tcPr/>
-          <w:p>
-            <w:pPr>
-              <w:pStyle w:val="Compact"/>
-            </w:pPr>
-            <w:r>
-              <w:rPr>
-                <w:rFonts w:hint="eastAsia"/>
-              </w:rPr>
-              <w:t xml:space="preserve">返回</w:t>
-            </w:r>
+              <w:t xml:space="preserve">query&lt;Goods, "select * from goods where id = ?"_sql&gt;(2)</w:t>
+            </w:r>
+          </w:p>
+        </w:tc>
+        <w:tc>
+          <w:tcPr/>
+          <w:p>
+            <w:pPr>
+              <w:pStyle w:val="Compact"/>
+            </w:pPr>
+            <w:r>
+              <w:rPr>
+                <w:rFonts w:hint="eastAsia"/>
+              </w:rPr>
+              <w:t xml:space="preserve">返回id=2的记录</w:t>
+            </w:r>
+          </w:p>
+        </w:tc>
+      </w:tr>
+      <w:tr>
+        <w:tc>
+          <w:tcPr/>
+          <w:p>
+            <w:pPr>
+              <w:pStyle w:val="Compact"/>
+            </w:pPr>
+            <w:r>
+              <w:t xml:space="preserve">TC-RT-04</w:t>
+            </w:r>
+          </w:p>
+        </w:tc>
+        <w:tc>
+          <w:tcPr/>
+          <w:p>
+            <w:pPr>
+              <w:pStyle w:val="Compact"/>
+            </w:pPr>
+            <w:r>
+              <w:rPr>
+                <w:rFonts w:hint="eastAsia"/>
+              </w:rPr>
+              <w:t xml:space="preserve">不带表类型查询</w:t>
+            </w:r>
+          </w:p>
+        </w:tc>
+        <w:tc>
+          <w:tcPr/>
+          <w:p>
+            <w:pPr>
+              <w:pStyle w:val="Compact"/>
+            </w:pPr>
             <w:r>
               <w:rPr>
                 <w:rStyle w:val="VerbatimChar"/>
               </w:rPr>
-              <w:t xml:space="preserve">vector&lt;Row&gt;</w:t>
-            </w:r>
-          </w:p>
-        </w:tc>
-      </w:tr>
-      <w:tr>
-        <w:tc>
-          <w:tcPr/>
-          <w:p>
-            <w:pPr>
-              <w:pStyle w:val="Compact"/>
-            </w:pPr>
-            <w:r>
-              <w:t xml:space="preserve">TC-RT-03</w:t>
-            </w:r>
-          </w:p>
-        </w:tc>
-        <w:tc>
-          <w:tcPr/>
-          <w:p>
-            <w:pPr>
-              <w:pStyle w:val="Compact"/>
-            </w:pPr>
-            <w:r>
-              <w:rPr>
-                <w:rFonts w:hint="eastAsia"/>
-              </w:rPr>
-              <w:t xml:space="preserve">参数化查询</w:t>
+              <w:t xml:space="preserve">query&lt;"select count(*) as cnt from goods"_sql&gt;()</w:t>
+            </w:r>
+          </w:p>
+        </w:tc>
+        <w:tc>
+          <w:tcPr/>
+          <w:p>
+            <w:pPr>
+              <w:pStyle w:val="Compact"/>
+            </w:pPr>
+            <w:r>
+              <w:rPr>
+                <w:rFonts w:hint="eastAsia"/>
+              </w:rPr>
+              <w:t xml:space="preserve">返回Row动态映射</w:t>
+            </w:r>
+          </w:p>
+        </w:tc>
+      </w:tr>
+      <w:tr>
+        <w:tc>
+          <w:tcPr/>
+          <w:p>
+            <w:pPr>
+              <w:pStyle w:val="Compact"/>
+            </w:pPr>
+            <w:r>
+              <w:t xml:space="preserve">TC-RT-05</w:t>
+            </w:r>
+          </w:p>
+        </w:tc>
+        <w:tc>
+          <w:tcPr/>
+          <w:p>
+            <w:pPr>
+              <w:pStyle w:val="Compact"/>
+            </w:pPr>
+            <w:r>
+              <w:rPr>
+                <w:rFonts w:hint="eastAsia"/>
+              </w:rPr>
+              <w:t xml:space="preserve">事务查询</w:t>
             </w:r>
           </w:p>
         </w:tc>
@@ -1378,48 +1476,48 @@
               <w:rPr>
                 <w:rStyle w:val="VerbatimChar"/>
               </w:rPr>
-              <w:t xml:space="preserve">query&lt;"SELECT * FROM goods WHERE id &gt; ?"&gt;(100)</w:t>
-            </w:r>
-          </w:p>
-        </w:tc>
-        <w:tc>
-          <w:tcPr/>
-          <w:p>
-            <w:pPr>
-              <w:pStyle w:val="Compact"/>
-            </w:pPr>
-            <w:r>
-              <w:rPr>
-                <w:rFonts w:hint="eastAsia"/>
-              </w:rPr>
-              <w:t xml:space="preserve">正确过滤</w:t>
-            </w:r>
-          </w:p>
-        </w:tc>
-      </w:tr>
-      <w:tr>
-        <w:tc>
-          <w:tcPr/>
-          <w:p>
-            <w:pPr>
-              <w:pStyle w:val="Compact"/>
-            </w:pPr>
-            <w:r>
-              <w:t xml:space="preserve">TC-RT-04</w:t>
-            </w:r>
-          </w:p>
-        </w:tc>
-        <w:tc>
-          <w:tcPr/>
-          <w:p>
-            <w:pPr>
-              <w:pStyle w:val="Compact"/>
-            </w:pPr>
-            <w:r>
-              <w:rPr>
-                <w:rFonts w:hint="eastAsia"/>
-              </w:rPr>
-              <w:t xml:space="preserve">多参数查询</w:t>
+              <w:t xml:space="preserve">tx.query&lt;Goods, "select * from goods where id = ?"_sql&gt;(1)</w:t>
+            </w:r>
+          </w:p>
+        </w:tc>
+        <w:tc>
+          <w:tcPr/>
+          <w:p>
+            <w:pPr>
+              <w:pStyle w:val="Compact"/>
+            </w:pPr>
+            <w:r>
+              <w:rPr>
+                <w:rFonts w:hint="eastAsia"/>
+              </w:rPr>
+              <w:t xml:space="preserve">事务内查询成功</w:t>
+            </w:r>
+          </w:p>
+        </w:tc>
+      </w:tr>
+      <w:tr>
+        <w:tc>
+          <w:tcPr/>
+          <w:p>
+            <w:pPr>
+              <w:pStyle w:val="Compact"/>
+            </w:pPr>
+            <w:r>
+              <w:t xml:space="preserve">TC-RT-06</w:t>
+            </w:r>
+          </w:p>
+        </w:tc>
+        <w:tc>
+          <w:tcPr/>
+          <w:p>
+            <w:pPr>
+              <w:pStyle w:val="Compact"/>
+            </w:pPr>
+            <w:r>
+              <w:rPr>
+                <w:rFonts w:hint="eastAsia"/>
+              </w:rPr>
+              <w:t xml:space="preserve">事务插入</w:t>
             </w:r>
           </w:p>
         </w:tc>
@@ -1433,48 +1531,158 @@
               <w:rPr>
                 <w:rStyle w:val="VerbatimChar"/>
               </w:rPr>
-              <w:t xml:space="preserve">query&lt;"SELECT * FROM goods WHERE id &gt; ? AND price &gt; ?"&gt;(100, 50.0)</w:t>
-            </w:r>
-          </w:p>
-        </w:tc>
-        <w:tc>
-          <w:tcPr/>
-          <w:p>
-            <w:pPr>
-              <w:pStyle w:val="Compact"/>
-            </w:pPr>
-            <w:r>
-              <w:rPr>
-                <w:rFonts w:hint="eastAsia"/>
-              </w:rPr>
-              <w:t xml:space="preserve">正确过滤</w:t>
-            </w:r>
-          </w:p>
-        </w:tc>
-      </w:tr>
-      <w:tr>
-        <w:tc>
-          <w:tcPr/>
-          <w:p>
-            <w:pPr>
-              <w:pStyle w:val="Compact"/>
-            </w:pPr>
-            <w:r>
-              <w:t xml:space="preserve">TC-RT-05</w:t>
-            </w:r>
-          </w:p>
-        </w:tc>
-        <w:tc>
-          <w:tcPr/>
-          <w:p>
-            <w:pPr>
-              <w:pStyle w:val="Compact"/>
-            </w:pPr>
-            <w:r>
-              <w:rPr>
-                <w:rFonts w:hint="eastAsia"/>
-              </w:rPr>
-              <w:t xml:space="preserve">INSERT插入</w:t>
+              <w:t xml:space="preserve">tx.query&lt;TestTable, "insert into test values (?, ?)"_sql&gt;(3, "Test")</w:t>
+            </w:r>
+          </w:p>
+        </w:tc>
+        <w:tc>
+          <w:tcPr/>
+          <w:p>
+            <w:pPr>
+              <w:pStyle w:val="Compact"/>
+            </w:pPr>
+            <w:r>
+              <w:rPr>
+                <w:rFonts w:hint="eastAsia"/>
+              </w:rPr>
+              <w:t xml:space="preserve">事务内插入成功</w:t>
+            </w:r>
+          </w:p>
+        </w:tc>
+      </w:tr>
+      <w:tr>
+        <w:tc>
+          <w:tcPr/>
+          <w:p>
+            <w:pPr>
+              <w:pStyle w:val="Compact"/>
+            </w:pPr>
+            <w:r>
+              <w:t xml:space="preserve">TC-RT-07</w:t>
+            </w:r>
+          </w:p>
+        </w:tc>
+        <w:tc>
+          <w:tcPr/>
+          <w:p>
+            <w:pPr>
+              <w:pStyle w:val="Compact"/>
+            </w:pPr>
+            <w:r>
+              <w:rPr>
+                <w:rFonts w:hint="eastAsia"/>
+              </w:rPr>
+              <w:t xml:space="preserve">事务回滚</w:t>
+            </w:r>
+          </w:p>
+        </w:tc>
+        <w:tc>
+          <w:tcPr/>
+          <w:p>
+            <w:pPr>
+              <w:pStyle w:val="Compact"/>
+            </w:pPr>
+            <w:r>
+              <w:rPr>
+                <w:rFonts w:hint="eastAsia"/>
+              </w:rPr>
+              <w:t xml:space="preserve">闭包内抛出异常</w:t>
+            </w:r>
+          </w:p>
+        </w:tc>
+        <w:tc>
+          <w:tcPr/>
+          <w:p>
+            <w:pPr>
+              <w:pStyle w:val="Compact"/>
+            </w:pPr>
+            <w:r>
+              <w:rPr>
+                <w:rFonts w:hint="eastAsia"/>
+              </w:rPr>
+              <w:t xml:space="preserve">数据未插入</w:t>
+            </w:r>
+          </w:p>
+        </w:tc>
+      </w:tr>
+      <w:tr>
+        <w:tc>
+          <w:tcPr/>
+          <w:p>
+            <w:pPr>
+              <w:pStyle w:val="Compact"/>
+            </w:pPr>
+            <w:r>
+              <w:t xml:space="preserve">TC-RT-08</w:t>
+            </w:r>
+          </w:p>
+        </w:tc>
+        <w:tc>
+          <w:tcPr/>
+          <w:p>
+            <w:pPr>
+              <w:pStyle w:val="Compact"/>
+            </w:pPr>
+            <w:r>
+              <w:rPr>
+                <w:rFonts w:hint="eastAsia"/>
+              </w:rPr>
+              <w:t xml:space="preserve">连接池测试</w:t>
+            </w:r>
+          </w:p>
+        </w:tc>
+        <w:tc>
+          <w:tcPr/>
+          <w:p>
+            <w:pPr>
+              <w:pStyle w:val="Compact"/>
+            </w:pPr>
+            <w:r>
+              <w:rPr>
+                <w:rFonts w:hint="eastAsia"/>
+              </w:rPr>
+              <w:t xml:space="preserve">循环10次查询</w:t>
+            </w:r>
+          </w:p>
+        </w:tc>
+        <w:tc>
+          <w:tcPr/>
+          <w:p>
+            <w:pPr>
+              <w:pStyle w:val="Compact"/>
+            </w:pPr>
+            <w:r>
+              <w:rPr>
+                <w:rFonts w:hint="eastAsia"/>
+              </w:rPr>
+              <w:t xml:space="preserve">连接复用正常</w:t>
+            </w:r>
+          </w:p>
+        </w:tc>
+      </w:tr>
+      <w:tr>
+        <w:tc>
+          <w:tcPr/>
+          <w:p>
+            <w:pPr>
+              <w:pStyle w:val="Compact"/>
+            </w:pPr>
+            <w:r>
+              <w:t xml:space="preserve">TC-RT-09</w:t>
+            </w:r>
+          </w:p>
+        </w:tc>
+        <w:tc>
+          <w:tcPr/>
+          <w:p>
+            <w:pPr>
+              <w:pStyle w:val="Compact"/>
+            </w:pPr>
+            <w:r>
+              <w:rPr>
+                <w:rFonts w:hint="eastAsia"/>
+              </w:rPr>
+              <w:t xml:space="preserve">INSERT操作</w:t>
             </w:r>
           </w:p>
         </w:tc>
@@ -1488,7 +1696,7 @@
               <w:rPr>
                 <w:rStyle w:val="VerbatimChar"/>
               </w:rPr>
-              <w:t xml:space="preserve">query&lt;"INSERT INTO goods VALUES (?, ?)"&gt;(1, "test")</w:t>
+              <w:t xml:space="preserve">query&lt;Goods, "insert into goods values (?)"_sql&gt;("New")</w:t>
             </w:r>
           </w:p>
         </w:tc>
@@ -1515,21 +1723,21 @@
               <w:pStyle w:val="Compact"/>
             </w:pPr>
             <w:r>
-              <w:t xml:space="preserve">TC-RT-06</w:t>
-            </w:r>
-          </w:p>
-        </w:tc>
-        <w:tc>
-          <w:tcPr/>
-          <w:p>
-            <w:pPr>
-              <w:pStyle w:val="Compact"/>
-            </w:pPr>
-            <w:r>
-              <w:rPr>
-                <w:rFonts w:hint="eastAsia"/>
-              </w:rPr>
-              <w:t xml:space="preserve">UPDATE更新</w:t>
+              <w:t xml:space="preserve">TC-RT-10</w:t>
+            </w:r>
+          </w:p>
+        </w:tc>
+        <w:tc>
+          <w:tcPr/>
+          <w:p>
+            <w:pPr>
+              <w:pStyle w:val="Compact"/>
+            </w:pPr>
+            <w:r>
+              <w:rPr>
+                <w:rFonts w:hint="eastAsia"/>
+              </w:rPr>
+              <w:t xml:space="preserve">UPDATE操作</w:t>
             </w:r>
           </w:p>
         </w:tc>
@@ -1543,7 +1751,7 @@
               <w:rPr>
                 <w:rStyle w:val="VerbatimChar"/>
               </w:rPr>
-              <w:t xml:space="preserve">query&lt;"UPDATE goods SET price = ? WHERE id = ?"&gt;(99.9, 1)</w:t>
+              <w:t xml:space="preserve">query&lt;Goods, "update goods set price = ? where id = ?"_sql&gt;(39.99, 1)</w:t>
             </w:r>
           </w:p>
         </w:tc>
@@ -1570,21 +1778,21 @@
               <w:pStyle w:val="Compact"/>
             </w:pPr>
             <w:r>
-              <w:t xml:space="preserve">TC-RT-07</w:t>
-            </w:r>
-          </w:p>
-        </w:tc>
-        <w:tc>
-          <w:tcPr/>
-          <w:p>
-            <w:pPr>
-              <w:pStyle w:val="Compact"/>
-            </w:pPr>
-            <w:r>
-              <w:rPr>
-                <w:rFonts w:hint="eastAsia"/>
-              </w:rPr>
-              <w:t xml:space="preserve">DELETE删除</w:t>
+              <w:t xml:space="preserve">TC-RT-11</w:t>
+            </w:r>
+          </w:p>
+        </w:tc>
+        <w:tc>
+          <w:tcPr/>
+          <w:p>
+            <w:pPr>
+              <w:pStyle w:val="Compact"/>
+            </w:pPr>
+            <w:r>
+              <w:rPr>
+                <w:rFonts w:hint="eastAsia"/>
+              </w:rPr>
+              <w:t xml:space="preserve">DELETE操作</w:t>
             </w:r>
           </w:p>
         </w:tc>
@@ -1598,7 +1806,7 @@
               <w:rPr>
                 <w:rStyle w:val="VerbatimChar"/>
               </w:rPr>
-              <w:t xml:space="preserve">query&lt;"DELETE FROM goods WHERE id = ?"&gt;(1)</w:t>
+              <w:t xml:space="preserve">query&lt;Goods, "delete from goods where id = ?"_sql&gt;(3)</w:t>
             </w:r>
           </w:p>
         </w:tc>
@@ -1613,455 +1821,6 @@
                 <w:rFonts w:hint="eastAsia"/>
               </w:rPr>
               <w:t xml:space="preserve">删除成功</w:t>
-            </w:r>
-          </w:p>
-        </w:tc>
-      </w:tr>
-      <w:tr>
-        <w:tc>
-          <w:tcPr/>
-          <w:p>
-            <w:pPr>
-              <w:pStyle w:val="Compact"/>
-            </w:pPr>
-            <w:r>
-              <w:t xml:space="preserve">TC-RT-08</w:t>
-            </w:r>
-          </w:p>
-        </w:tc>
-        <w:tc>
-          <w:tcPr/>
-          <w:p>
-            <w:pPr>
-              <w:pStyle w:val="Compact"/>
-            </w:pPr>
-            <w:r>
-              <w:rPr>
-                <w:rFonts w:hint="eastAsia"/>
-              </w:rPr>
-              <w:t xml:space="preserve">事务自动提交</w:t>
-            </w:r>
-          </w:p>
-        </w:tc>
-        <w:tc>
-          <w:tcPr/>
-          <w:p>
-            <w:pPr>
-              <w:pStyle w:val="Compact"/>
-            </w:pPr>
-            <w:r>
-              <w:rPr>
-                <w:rFonts w:hint="eastAsia"/>
-              </w:rPr>
-              <w:t xml:space="preserve">闭包正常返回</w:t>
-            </w:r>
-          </w:p>
-        </w:tc>
-        <w:tc>
-          <w:tcPr/>
-          <w:p>
-            <w:pPr>
-              <w:pStyle w:val="Compact"/>
-            </w:pPr>
-            <w:r>
-              <w:rPr>
-                <w:rFonts w:hint="eastAsia"/>
-              </w:rPr>
-              <w:t xml:space="preserve">事务提交</w:t>
-            </w:r>
-          </w:p>
-        </w:tc>
-      </w:tr>
-      <w:tr>
-        <w:tc>
-          <w:tcPr/>
-          <w:p>
-            <w:pPr>
-              <w:pStyle w:val="Compact"/>
-            </w:pPr>
-            <w:r>
-              <w:t xml:space="preserve">TC-RT-09</w:t>
-            </w:r>
-          </w:p>
-        </w:tc>
-        <w:tc>
-          <w:tcPr/>
-          <w:p>
-            <w:pPr>
-              <w:pStyle w:val="Compact"/>
-            </w:pPr>
-            <w:r>
-              <w:rPr>
-                <w:rFonts w:hint="eastAsia"/>
-              </w:rPr>
-              <w:t xml:space="preserve">事务自动回滚</w:t>
-            </w:r>
-          </w:p>
-        </w:tc>
-        <w:tc>
-          <w:tcPr/>
-          <w:p>
-            <w:pPr>
-              <w:pStyle w:val="Compact"/>
-            </w:pPr>
-            <w:r>
-              <w:rPr>
-                <w:rFonts w:hint="eastAsia"/>
-              </w:rPr>
-              <w:t xml:space="preserve">闭包内抛出异常</w:t>
-            </w:r>
-          </w:p>
-        </w:tc>
-        <w:tc>
-          <w:tcPr/>
-          <w:p>
-            <w:pPr>
-              <w:pStyle w:val="Compact"/>
-            </w:pPr>
-            <w:r>
-              <w:rPr>
-                <w:rFonts w:hint="eastAsia"/>
-              </w:rPr>
-              <w:t xml:space="preserve">事务回滚</w:t>
-            </w:r>
-          </w:p>
-        </w:tc>
-      </w:tr>
-      <w:tr>
-        <w:tc>
-          <w:tcPr/>
-          <w:p>
-            <w:pPr>
-              <w:pStyle w:val="Compact"/>
-            </w:pPr>
-            <w:r>
-              <w:t xml:space="preserve">TC-RT-10</w:t>
-            </w:r>
-          </w:p>
-        </w:tc>
-        <w:tc>
-          <w:tcPr/>
-          <w:p>
-            <w:pPr>
-              <w:pStyle w:val="Compact"/>
-            </w:pPr>
-            <w:r>
-              <w:rPr>
-                <w:rFonts w:hint="eastAsia"/>
-              </w:rPr>
-              <w:t xml:space="preserve">读写事务</w:t>
-            </w:r>
-          </w:p>
-        </w:tc>
-        <w:tc>
-          <w:tcPr/>
-          <w:p>
-            <w:pPr>
-              <w:pStyle w:val="Compact"/>
-            </w:pPr>
-            <w:r>
-              <w:rPr>
-                <w:rStyle w:val="VerbatimChar"/>
-              </w:rPr>
-              <w:t xml:space="preserve">transaction&lt;Write&gt;</w:t>
-            </w:r>
-          </w:p>
-        </w:tc>
-        <w:tc>
-          <w:tcPr/>
-          <w:p>
-            <w:pPr>
-              <w:pStyle w:val="Compact"/>
-            </w:pPr>
-            <w:r>
-              <w:rPr>
-                <w:rFonts w:hint="eastAsia"/>
-              </w:rPr>
-              <w:t xml:space="preserve">获取写锁</w:t>
-            </w:r>
-          </w:p>
-        </w:tc>
-      </w:tr>
-      <w:tr>
-        <w:tc>
-          <w:tcPr/>
-          <w:p>
-            <w:pPr>
-              <w:pStyle w:val="Compact"/>
-            </w:pPr>
-            <w:r>
-              <w:t xml:space="preserve">TC-RT-11</w:t>
-            </w:r>
-          </w:p>
-        </w:tc>
-        <w:tc>
-          <w:tcPr/>
-          <w:p>
-            <w:pPr>
-              <w:pStyle w:val="Compact"/>
-            </w:pPr>
-            <w:r>
-              <w:rPr>
-                <w:rFonts w:hint="eastAsia"/>
-              </w:rPr>
-              <w:t xml:space="preserve">只读事务</w:t>
-            </w:r>
-          </w:p>
-        </w:tc>
-        <w:tc>
-          <w:tcPr/>
-          <w:p>
-            <w:pPr>
-              <w:pStyle w:val="Compact"/>
-            </w:pPr>
-            <w:r>
-              <w:rPr>
-                <w:rStyle w:val="VerbatimChar"/>
-              </w:rPr>
-              <w:t xml:space="preserve">transaction&lt;Read&gt;</w:t>
-            </w:r>
-          </w:p>
-        </w:tc>
-        <w:tc>
-          <w:tcPr/>
-          <w:p>
-            <w:pPr>
-              <w:pStyle w:val="Compact"/>
-            </w:pPr>
-            <w:r>
-              <w:rPr>
-                <w:rFonts w:hint="eastAsia"/>
-              </w:rPr>
-              <w:t xml:space="preserve">获取读锁</w:t>
-            </w:r>
-          </w:p>
-        </w:tc>
-      </w:tr>
-      <w:tr>
-        <w:tc>
-          <w:tcPr/>
-          <w:p>
-            <w:pPr>
-              <w:pStyle w:val="Compact"/>
-            </w:pPr>
-            <w:r>
-              <w:t xml:space="preserve">TC-RT-12</w:t>
-            </w:r>
-          </w:p>
-        </w:tc>
-        <w:tc>
-          <w:tcPr/>
-          <w:p>
-            <w:pPr>
-              <w:pStyle w:val="Compact"/>
-            </w:pPr>
-            <w:r>
-              <w:rPr>
-                <w:rFonts w:hint="eastAsia"/>
-              </w:rPr>
-              <w:t xml:space="preserve">连接池获取</w:t>
-            </w:r>
-          </w:p>
-        </w:tc>
-        <w:tc>
-          <w:tcPr/>
-          <w:p>
-            <w:pPr>
-              <w:pStyle w:val="Compact"/>
-            </w:pPr>
-            <w:r>
-              <w:rPr>
-                <w:rStyle w:val="VerbatimChar"/>
-              </w:rPr>
-              <w:t xml:space="preserve">pool.acquire()</w:t>
-            </w:r>
-          </w:p>
-        </w:tc>
-        <w:tc>
-          <w:tcPr/>
-          <w:p>
-            <w:pPr>
-              <w:pStyle w:val="Compact"/>
-            </w:pPr>
-            <w:r>
-              <w:rPr>
-                <w:rFonts w:hint="eastAsia"/>
-              </w:rPr>
-              <w:t xml:space="preserve">获取连接</w:t>
-            </w:r>
-          </w:p>
-        </w:tc>
-      </w:tr>
-      <w:tr>
-        <w:tc>
-          <w:tcPr/>
-          <w:p>
-            <w:pPr>
-              <w:pStyle w:val="Compact"/>
-            </w:pPr>
-            <w:r>
-              <w:t xml:space="preserve">TC-RT-13</w:t>
-            </w:r>
-          </w:p>
-        </w:tc>
-        <w:tc>
-          <w:tcPr/>
-          <w:p>
-            <w:pPr>
-              <w:pStyle w:val="Compact"/>
-            </w:pPr>
-            <w:r>
-              <w:rPr>
-                <w:rFonts w:hint="eastAsia"/>
-              </w:rPr>
-              <w:t xml:space="preserve">连接自动归还</w:t>
-            </w:r>
-          </w:p>
-        </w:tc>
-        <w:tc>
-          <w:tcPr/>
-          <w:p>
-            <w:pPr>
-              <w:pStyle w:val="Compact"/>
-            </w:pPr>
-            <w:r>
-              <w:rPr>
-                <w:rFonts w:hint="eastAsia"/>
-              </w:rPr>
-              <w:t xml:space="preserve">Loan对象析构</w:t>
-            </w:r>
-          </w:p>
-        </w:tc>
-        <w:tc>
-          <w:tcPr/>
-          <w:p>
-            <w:pPr>
-              <w:pStyle w:val="Compact"/>
-            </w:pPr>
-            <w:r>
-              <w:rPr>
-                <w:rFonts w:hint="eastAsia"/>
-              </w:rPr>
-              <w:t xml:space="preserve">连接归还</w:t>
-            </w:r>
-          </w:p>
-        </w:tc>
-      </w:tr>
-      <w:tr>
-        <w:tc>
-          <w:tcPr/>
-          <w:p>
-            <w:pPr>
-              <w:pStyle w:val="Compact"/>
-            </w:pPr>
-            <w:r>
-              <w:t xml:space="preserve">TC-RT-14</w:t>
-            </w:r>
-          </w:p>
-        </w:tc>
-        <w:tc>
-          <w:tcPr/>
-          <w:p>
-            <w:pPr>
-              <w:pStyle w:val="Compact"/>
-            </w:pPr>
-            <w:r>
-              <w:rPr>
-                <w:rFonts w:hint="eastAsia"/>
-              </w:rPr>
-              <w:t xml:space="preserve">并发安全</w:t>
-            </w:r>
-          </w:p>
-        </w:tc>
-        <w:tc>
-          <w:tcPr/>
-          <w:p>
-            <w:pPr>
-              <w:pStyle w:val="Compact"/>
-            </w:pPr>
-            <w:r>
-              <w:rPr>
-                <w:rFonts w:hint="eastAsia"/>
-              </w:rPr>
-              <w:t xml:space="preserve">多线程同时获取连接</w:t>
-            </w:r>
-          </w:p>
-        </w:tc>
-        <w:tc>
-          <w:tcPr/>
-          <w:p>
-            <w:pPr>
-              <w:pStyle w:val="Compact"/>
-            </w:pPr>
-            <w:r>
-              <w:rPr>
-                <w:rFonts w:hint="eastAsia"/>
-              </w:rPr>
-              <w:t xml:space="preserve">无死锁</w:t>
-            </w:r>
-          </w:p>
-        </w:tc>
-      </w:tr>
-      <w:tr>
-        <w:tc>
-          <w:tcPr/>
-          <w:p>
-            <w:pPr>
-              <w:pStyle w:val="Compact"/>
-            </w:pPr>
-            <w:r>
-              <w:t xml:space="preserve">TC-RT-15</w:t>
-            </w:r>
-          </w:p>
-        </w:tc>
-        <w:tc>
-          <w:tcPr/>
-          <w:p>
-            <w:pPr>
-              <w:pStyle w:val="Compact"/>
-            </w:pPr>
-            <w:r>
-              <w:rPr>
-                <w:rFonts w:hint="eastAsia"/>
-              </w:rPr>
-              <w:t xml:space="preserve">连接超时</w:t>
-            </w:r>
-          </w:p>
-        </w:tc>
-        <w:tc>
-          <w:tcPr/>
-          <w:p>
-            <w:pPr>
-              <w:pStyle w:val="Compact"/>
-            </w:pPr>
-            <w:r>
-              <w:rPr>
-                <w:rStyle w:val="VerbatimChar"/>
-              </w:rPr>
-              <w:t xml:space="preserve">pool.acquire()</w:t>
-            </w:r>
-            <w:r>
-              <w:t xml:space="preserve"> </w:t>
-            </w:r>
-            <w:r>
-              <w:rPr>
-                <w:rFonts w:hint="eastAsia"/>
-              </w:rPr>
-              <w:t xml:space="preserve">等待5秒超时</w:t>
-            </w:r>
-          </w:p>
-        </w:tc>
-        <w:tc>
-          <w:tcPr/>
-          <w:p>
-            <w:pPr>
-              <w:pStyle w:val="Compact"/>
-            </w:pPr>
-            <w:r>
-              <w:rPr>
-                <w:rFonts w:hint="eastAsia"/>
-              </w:rPr>
-              <w:t xml:space="preserve">抛出异常</w:t>
             </w:r>
           </w:p>
         </w:tc>
@@ -2072,6 +1831,21 @@
         <w:pict>
           <v:rect style="width:0;height:1.5pt" o:hralign="center" o:hrstd="t" o:hr="t"/>
         </w:pict>
+      </w:r>
+    </w:p>
+    <w:bookmarkStart w:id="20" w:name="测试配置"/>
+    <w:p>
+      <w:pPr>
+        <w:pStyle w:val="Heading3"/>
+      </w:pPr>
+      <w:r>
+        <w:t xml:space="preserve">6.3.1 </w:t>
+      </w:r>
+      <w:r>
+        <w:rPr>
+          <w:rFonts w:hint="eastAsia"/>
+        </w:rPr>
+        <w:t xml:space="preserve">测试配置</w:t>
       </w:r>
     </w:p>
     <w:p>
@@ -2273,7 +2047,8 @@
         </w:tc>
       </w:tr>
     </w:tbl>
-    <w:bookmarkStart w:id="20" w:name="insert插入测试"/>
+    <w:bookmarkEnd w:id="20"/>
+    <w:bookmarkStart w:id="21" w:name="insert插入测试"/>
     <w:p>
       <w:pPr>
         <w:pStyle w:val="Heading3"/>
@@ -2296,20 +2071,23 @@
         <w:rPr>
           <w:rFonts w:hint="eastAsia"/>
         </w:rPr>
-        <w:t xml:space="preserve">INSERT插入测试对比单条插入和批量插入的性能。</w:t>
+        <w:t xml:space="preserve">INSERT插入测试对比不同数据量下SQLite3原生API和ESS-ORM的批量插入性能。测试数据使用内存数据库，每次插入一条记录并重复N次。</w:t>
       </w:r>
     </w:p>
     <w:tbl>
       <w:tblPr>
         <w:tblStyle w:val="Table"/>
-        <w:tblW w:type="auto" w:w="0"/>
+        <w:tblW w:type="pct" w:w="5000"/>
+        <w:tblLayout w:type="fixed"/>
         <w:tblLook w:firstRow="1" w:lastRow="0" w:firstColumn="0" w:lastColumn="0" w:noHBand="0" w:noVBand="0" w:val="0020"/>
       </w:tblPr>
       <w:tblGrid>
-        <w:gridCol w:w="1980"/>
-        <w:gridCol w:w="1980"/>
-        <w:gridCol w:w="1980"/>
-        <w:gridCol w:w="1980"/>
+        <w:gridCol w:w="688"/>
+        <w:gridCol w:w="1951"/>
+        <w:gridCol w:w="1721"/>
+        <w:gridCol w:w="1492"/>
+        <w:gridCol w:w="1262"/>
+        <w:gridCol w:w="803"/>
       </w:tblGrid>
       <w:tr>
         <w:trPr>
@@ -2336,18 +2114,52 @@
               <w:pStyle w:val="Compact"/>
             </w:pPr>
             <w:r>
-              <w:t xml:space="preserve">SQLite3(ns)</w:t>
-            </w:r>
-          </w:p>
-        </w:tc>
-        <w:tc>
-          <w:tcPr/>
-          <w:p>
-            <w:pPr>
-              <w:pStyle w:val="Compact"/>
-            </w:pPr>
-            <w:r>
-              <w:t xml:space="preserve">ORM(ns)</w:t>
+              <w:rPr>
+                <w:rFonts w:hint="eastAsia"/>
+              </w:rPr>
+              <w:t xml:space="preserve">SQLite3总耗时(ns)</w:t>
+            </w:r>
+          </w:p>
+        </w:tc>
+        <w:tc>
+          <w:tcPr/>
+          <w:p>
+            <w:pPr>
+              <w:pStyle w:val="Compact"/>
+            </w:pPr>
+            <w:r>
+              <w:rPr>
+                <w:rFonts w:hint="eastAsia"/>
+              </w:rPr>
+              <w:t xml:space="preserve">SQLite3均摊(ns)</w:t>
+            </w:r>
+          </w:p>
+        </w:tc>
+        <w:tc>
+          <w:tcPr/>
+          <w:p>
+            <w:pPr>
+              <w:pStyle w:val="Compact"/>
+            </w:pPr>
+            <w:r>
+              <w:rPr>
+                <w:rFonts w:hint="eastAsia"/>
+              </w:rPr>
+              <w:t xml:space="preserve">ORM总耗时(ns)</w:t>
+            </w:r>
+          </w:p>
+        </w:tc>
+        <w:tc>
+          <w:tcPr/>
+          <w:p>
+            <w:pPr>
+              <w:pStyle w:val="Compact"/>
+            </w:pPr>
+            <w:r>
+              <w:rPr>
+                <w:rFonts w:hint="eastAsia"/>
+              </w:rPr>
+              <w:t xml:space="preserve">ORM均摊(ns)</w:t>
             </w:r>
           </w:p>
         </w:tc>
@@ -2385,29 +2197,51 @@
               <w:pStyle w:val="Compact"/>
             </w:pPr>
             <w:r>
-              <w:t xml:space="preserve">241</w:t>
-            </w:r>
-          </w:p>
-        </w:tc>
-        <w:tc>
-          <w:tcPr/>
-          <w:p>
-            <w:pPr>
-              <w:pStyle w:val="Compact"/>
-            </w:pPr>
-            <w:r>
-              <w:t xml:space="preserve">300</w:t>
-            </w:r>
-          </w:p>
-        </w:tc>
-        <w:tc>
-          <w:tcPr/>
-          <w:p>
-            <w:pPr>
-              <w:pStyle w:val="Compact"/>
-            </w:pPr>
-            <w:r>
-              <w:t xml:space="preserve">24.2%</w:t>
+              <w:t xml:space="preserve">14,191</w:t>
+            </w:r>
+          </w:p>
+        </w:tc>
+        <w:tc>
+          <w:tcPr/>
+          <w:p>
+            <w:pPr>
+              <w:pStyle w:val="Compact"/>
+            </w:pPr>
+            <w:r>
+              <w:t xml:space="preserve">1,419</w:t>
+            </w:r>
+          </w:p>
+        </w:tc>
+        <w:tc>
+          <w:tcPr/>
+          <w:p>
+            <w:pPr>
+              <w:pStyle w:val="Compact"/>
+            </w:pPr>
+            <w:r>
+              <w:t xml:space="preserve">21,157</w:t>
+            </w:r>
+          </w:p>
+        </w:tc>
+        <w:tc>
+          <w:tcPr/>
+          <w:p>
+            <w:pPr>
+              <w:pStyle w:val="Compact"/>
+            </w:pPr>
+            <w:r>
+              <w:t xml:space="preserve">2,116</w:t>
+            </w:r>
+          </w:p>
+        </w:tc>
+        <w:tc>
+          <w:tcPr/>
+          <w:p>
+            <w:pPr>
+              <w:pStyle w:val="Compact"/>
+            </w:pPr>
+            <w:r>
+              <w:t xml:space="preserve">49.1%</w:t>
             </w:r>
           </w:p>
         </w:tc>
@@ -2431,29 +2265,51 @@
               <w:pStyle w:val="Compact"/>
             </w:pPr>
             <w:r>
-              <w:t xml:space="preserve">2,413,351</w:t>
-            </w:r>
-          </w:p>
-        </w:tc>
-        <w:tc>
-          <w:tcPr/>
-          <w:p>
-            <w:pPr>
-              <w:pStyle w:val="Compact"/>
-            </w:pPr>
-            <w:r>
-              <w:t xml:space="preserve">2,996,489</w:t>
-            </w:r>
-          </w:p>
-        </w:tc>
-        <w:tc>
-          <w:tcPr/>
-          <w:p>
-            <w:pPr>
-              <w:pStyle w:val="Compact"/>
-            </w:pPr>
-            <w:r>
-              <w:t xml:space="preserve">24.2%</w:t>
+              <w:t xml:space="preserve">99,440</w:t>
+            </w:r>
+          </w:p>
+        </w:tc>
+        <w:tc>
+          <w:tcPr/>
+          <w:p>
+            <w:pPr>
+              <w:pStyle w:val="Compact"/>
+            </w:pPr>
+            <w:r>
+              <w:t xml:space="preserve">994</w:t>
+            </w:r>
+          </w:p>
+        </w:tc>
+        <w:tc>
+          <w:tcPr/>
+          <w:p>
+            <w:pPr>
+              <w:pStyle w:val="Compact"/>
+            </w:pPr>
+            <w:r>
+              <w:t xml:space="preserve">147,379</w:t>
+            </w:r>
+          </w:p>
+        </w:tc>
+        <w:tc>
+          <w:tcPr/>
+          <w:p>
+            <w:pPr>
+              <w:pStyle w:val="Compact"/>
+            </w:pPr>
+            <w:r>
+              <w:t xml:space="preserve">1,474</w:t>
+            </w:r>
+          </w:p>
+        </w:tc>
+        <w:tc>
+          <w:tcPr/>
+          <w:p>
+            <w:pPr>
+              <w:pStyle w:val="Compact"/>
+            </w:pPr>
+            <w:r>
+              <w:t xml:space="preserve">48.2%</w:t>
             </w:r>
           </w:p>
         </w:tc>
@@ -2477,29 +2333,51 @@
               <w:pStyle w:val="Compact"/>
             </w:pPr>
             <w:r>
-              <w:t xml:space="preserve">24,133,511</w:t>
-            </w:r>
-          </w:p>
-        </w:tc>
-        <w:tc>
-          <w:tcPr/>
-          <w:p>
-            <w:pPr>
-              <w:pStyle w:val="Compact"/>
-            </w:pPr>
-            <w:r>
-              <w:t xml:space="preserve">34,779,122</w:t>
-            </w:r>
-          </w:p>
-        </w:tc>
-        <w:tc>
-          <w:tcPr/>
-          <w:p>
-            <w:pPr>
-              <w:pStyle w:val="Compact"/>
-            </w:pPr>
-            <w:r>
-              <w:t xml:space="preserve">44.2%</w:t>
+              <w:t xml:space="preserve">982,599</w:t>
+            </w:r>
+          </w:p>
+        </w:tc>
+        <w:tc>
+          <w:tcPr/>
+          <w:p>
+            <w:pPr>
+              <w:pStyle w:val="Compact"/>
+            </w:pPr>
+            <w:r>
+              <w:t xml:space="preserve">983</w:t>
+            </w:r>
+          </w:p>
+        </w:tc>
+        <w:tc>
+          <w:tcPr/>
+          <w:p>
+            <w:pPr>
+              <w:pStyle w:val="Compact"/>
+            </w:pPr>
+            <w:r>
+              <w:t xml:space="preserve">1,446,884</w:t>
+            </w:r>
+          </w:p>
+        </w:tc>
+        <w:tc>
+          <w:tcPr/>
+          <w:p>
+            <w:pPr>
+              <w:pStyle w:val="Compact"/>
+            </w:pPr>
+            <w:r>
+              <w:t xml:space="preserve">1,447</w:t>
+            </w:r>
+          </w:p>
+        </w:tc>
+        <w:tc>
+          <w:tcPr/>
+          <w:p>
+            <w:pPr>
+              <w:pStyle w:val="Compact"/>
+            </w:pPr>
+            <w:r>
+              <w:t xml:space="preserve">47.3%</w:t>
             </w:r>
           </w:p>
         </w:tc>
@@ -2523,29 +2401,51 @@
               <w:pStyle w:val="Compact"/>
             </w:pPr>
             <w:r>
-              <w:t xml:space="preserve">241,335,511</w:t>
-            </w:r>
-          </w:p>
-        </w:tc>
-        <w:tc>
-          <w:tcPr/>
-          <w:p>
-            <w:pPr>
-              <w:pStyle w:val="Compact"/>
-            </w:pPr>
-            <w:r>
-              <w:t xml:space="preserve">361,197,641</w:t>
-            </w:r>
-          </w:p>
-        </w:tc>
-        <w:tc>
-          <w:tcPr/>
-          <w:p>
-            <w:pPr>
-              <w:pStyle w:val="Compact"/>
-            </w:pPr>
-            <w:r>
-              <w:t xml:space="preserve">49.7%</w:t>
+              <w:t xml:space="preserve">9,773,306</w:t>
+            </w:r>
+          </w:p>
+        </w:tc>
+        <w:tc>
+          <w:tcPr/>
+          <w:p>
+            <w:pPr>
+              <w:pStyle w:val="Compact"/>
+            </w:pPr>
+            <w:r>
+              <w:t xml:space="preserve">977</w:t>
+            </w:r>
+          </w:p>
+        </w:tc>
+        <w:tc>
+          <w:tcPr/>
+          <w:p>
+            <w:pPr>
+              <w:pStyle w:val="Compact"/>
+            </w:pPr>
+            <w:r>
+              <w:t xml:space="preserve">14,619,673</w:t>
+            </w:r>
+          </w:p>
+        </w:tc>
+        <w:tc>
+          <w:tcPr/>
+          <w:p>
+            <w:pPr>
+              <w:pStyle w:val="Compact"/>
+            </w:pPr>
+            <w:r>
+              <w:t xml:space="preserve">1,462</w:t>
+            </w:r>
+          </w:p>
+        </w:tc>
+        <w:tc>
+          <w:tcPr/>
+          <w:p>
+            <w:pPr>
+              <w:pStyle w:val="Compact"/>
+            </w:pPr>
+            <w:r>
+              <w:t xml:space="preserve">49.6%</w:t>
             </w:r>
           </w:p>
         </w:tc>
@@ -2559,11 +2459,11 @@
         <w:rPr>
           <w:rFonts w:hint="eastAsia"/>
         </w:rPr>
-        <w:t xml:space="preserve">测试结果表明：INSERT单条插入开销约24%，批量插入开销约44-50%。批量操作时每项开销降低，因为固定开销被批量数据摊薄。</w:t>
+        <w:t xml:space="preserve">测试结果表明：INSERT操作的ORM开销稳定在47-50%之间，不随数据量显著变化。SQLite3原生插入的均摊成本从1,419ns（10条）降至977ns（10,000条），表现出明显的批量摊销效应。ORM的均摊成本同样从2,116ns降至1,462ns，开销比例保持恒定，说明ORM的额外开销主要是每行的固定成本（约480ns/行），包括参数绑定、类型擦除和语句缓存查找。</w:t>
       </w:r>
     </w:p>
-    <w:bookmarkEnd w:id="20"/>
-    <w:bookmarkStart w:id="21" w:name="select查询测试"/>
+    <w:bookmarkEnd w:id="21"/>
+    <w:bookmarkStart w:id="22" w:name="select查询测试"/>
     <w:p>
       <w:pPr>
         <w:pStyle w:val="Heading3"/>
@@ -2586,20 +2486,23 @@
         <w:rPr>
           <w:rFonts w:hint="eastAsia"/>
         </w:rPr>
-        <w:t xml:space="preserve">SELECT查询测试对比不同数据量的查询性能。</w:t>
+        <w:t xml:space="preserve">SELECT查询测试对比不同数据量下全表扫描查询的性能。</w:t>
       </w:r>
     </w:p>
     <w:tbl>
       <w:tblPr>
         <w:tblStyle w:val="Table"/>
-        <w:tblW w:type="auto" w:w="0"/>
+        <w:tblW w:type="pct" w:w="5000"/>
+        <w:tblLayout w:type="fixed"/>
         <w:tblLook w:firstRow="1" w:lastRow="0" w:firstColumn="0" w:lastColumn="0" w:noHBand="0" w:noVBand="0" w:val="0020"/>
       </w:tblPr>
       <w:tblGrid>
-        <w:gridCol w:w="1980"/>
-        <w:gridCol w:w="1980"/>
-        <w:gridCol w:w="1980"/>
-        <w:gridCol w:w="1980"/>
+        <w:gridCol w:w="688"/>
+        <w:gridCol w:w="1951"/>
+        <w:gridCol w:w="1721"/>
+        <w:gridCol w:w="1492"/>
+        <w:gridCol w:w="1262"/>
+        <w:gridCol w:w="803"/>
       </w:tblGrid>
       <w:tr>
         <w:trPr>
@@ -2626,18 +2529,52 @@
               <w:pStyle w:val="Compact"/>
             </w:pPr>
             <w:r>
-              <w:t xml:space="preserve">SQLite3(ns)</w:t>
-            </w:r>
-          </w:p>
-        </w:tc>
-        <w:tc>
-          <w:tcPr/>
-          <w:p>
-            <w:pPr>
-              <w:pStyle w:val="Compact"/>
-            </w:pPr>
-            <w:r>
-              <w:t xml:space="preserve">ORM(ns)</w:t>
+              <w:rPr>
+                <w:rFonts w:hint="eastAsia"/>
+              </w:rPr>
+              <w:t xml:space="preserve">SQLite3总耗时(ns)</w:t>
+            </w:r>
+          </w:p>
+        </w:tc>
+        <w:tc>
+          <w:tcPr/>
+          <w:p>
+            <w:pPr>
+              <w:pStyle w:val="Compact"/>
+            </w:pPr>
+            <w:r>
+              <w:rPr>
+                <w:rFonts w:hint="eastAsia"/>
+              </w:rPr>
+              <w:t xml:space="preserve">SQLite3均摊(ns)</w:t>
+            </w:r>
+          </w:p>
+        </w:tc>
+        <w:tc>
+          <w:tcPr/>
+          <w:p>
+            <w:pPr>
+              <w:pStyle w:val="Compact"/>
+            </w:pPr>
+            <w:r>
+              <w:rPr>
+                <w:rFonts w:hint="eastAsia"/>
+              </w:rPr>
+              <w:t xml:space="preserve">ORM总耗时(ns)</w:t>
+            </w:r>
+          </w:p>
+        </w:tc>
+        <w:tc>
+          <w:tcPr/>
+          <w:p>
+            <w:pPr>
+              <w:pStyle w:val="Compact"/>
+            </w:pPr>
+            <w:r>
+              <w:rPr>
+                <w:rFonts w:hint="eastAsia"/>
+              </w:rPr>
+              <w:t xml:space="preserve">ORM均摊(ns)</w:t>
             </w:r>
           </w:p>
         </w:tc>
@@ -2675,29 +2612,51 @@
               <w:pStyle w:val="Compact"/>
             </w:pPr>
             <w:r>
-              <w:t xml:space="preserve">241</w:t>
-            </w:r>
-          </w:p>
-        </w:tc>
-        <w:tc>
-          <w:tcPr/>
-          <w:p>
-            <w:pPr>
-              <w:pStyle w:val="Compact"/>
-            </w:pPr>
-            <w:r>
-              <w:t xml:space="preserve">350</w:t>
-            </w:r>
-          </w:p>
-        </w:tc>
-        <w:tc>
-          <w:tcPr/>
-          <w:p>
-            <w:pPr>
-              <w:pStyle w:val="Compact"/>
-            </w:pPr>
-            <w:r>
-              <w:t xml:space="preserve">45.2%</w:t>
+              <w:t xml:space="preserve">5,974</w:t>
+            </w:r>
+          </w:p>
+        </w:tc>
+        <w:tc>
+          <w:tcPr/>
+          <w:p>
+            <w:pPr>
+              <w:pStyle w:val="Compact"/>
+            </w:pPr>
+            <w:r>
+              <w:t xml:space="preserve">597</w:t>
+            </w:r>
+          </w:p>
+        </w:tc>
+        <w:tc>
+          <w:tcPr/>
+          <w:p>
+            <w:pPr>
+              <w:pStyle w:val="Compact"/>
+            </w:pPr>
+            <w:r>
+              <w:t xml:space="preserve">7,147</w:t>
+            </w:r>
+          </w:p>
+        </w:tc>
+        <w:tc>
+          <w:tcPr/>
+          <w:p>
+            <w:pPr>
+              <w:pStyle w:val="Compact"/>
+            </w:pPr>
+            <w:r>
+              <w:t xml:space="preserve">715</w:t>
+            </w:r>
+          </w:p>
+        </w:tc>
+        <w:tc>
+          <w:tcPr/>
+          <w:p>
+            <w:pPr>
+              <w:pStyle w:val="Compact"/>
+            </w:pPr>
+            <w:r>
+              <w:t xml:space="preserve">19.7%</w:t>
             </w:r>
           </w:p>
         </w:tc>
@@ -2721,29 +2680,51 @@
               <w:pStyle w:val="Compact"/>
             </w:pPr>
             <w:r>
-              <w:t xml:space="preserve">2,413,351</w:t>
-            </w:r>
-          </w:p>
-        </w:tc>
-        <w:tc>
-          <w:tcPr/>
-          <w:p>
-            <w:pPr>
-              <w:pStyle w:val="Compact"/>
-            </w:pPr>
-            <w:r>
-              <w:t xml:space="preserve">3,002,489</w:t>
-            </w:r>
-          </w:p>
-        </w:tc>
-        <w:tc>
-          <w:tcPr/>
-          <w:p>
-            <w:pPr>
-              <w:pStyle w:val="Compact"/>
-            </w:pPr>
-            <w:r>
-              <w:t xml:space="preserve">24.4%</w:t>
+              <w:t xml:space="preserve">39,550</w:t>
+            </w:r>
+          </w:p>
+        </w:tc>
+        <w:tc>
+          <w:tcPr/>
+          <w:p>
+            <w:pPr>
+              <w:pStyle w:val="Compact"/>
+            </w:pPr>
+            <w:r>
+              <w:t xml:space="preserve">396</w:t>
+            </w:r>
+          </w:p>
+        </w:tc>
+        <w:tc>
+          <w:tcPr/>
+          <w:p>
+            <w:pPr>
+              <w:pStyle w:val="Compact"/>
+            </w:pPr>
+            <w:r>
+              <w:t xml:space="preserve">45,535</w:t>
+            </w:r>
+          </w:p>
+        </w:tc>
+        <w:tc>
+          <w:tcPr/>
+          <w:p>
+            <w:pPr>
+              <w:pStyle w:val="Compact"/>
+            </w:pPr>
+            <w:r>
+              <w:t xml:space="preserve">455</w:t>
+            </w:r>
+          </w:p>
+        </w:tc>
+        <w:tc>
+          <w:tcPr/>
+          <w:p>
+            <w:pPr>
+              <w:pStyle w:val="Compact"/>
+            </w:pPr>
+            <w:r>
+              <w:t xml:space="preserve">15.1%</w:t>
             </w:r>
           </w:p>
         </w:tc>
@@ -2767,29 +2748,51 @@
               <w:pStyle w:val="Compact"/>
             </w:pPr>
             <w:r>
-              <w:t xml:space="preserve">24,133,511</w:t>
-            </w:r>
-          </w:p>
-        </w:tc>
-        <w:tc>
-          <w:tcPr/>
-          <w:p>
-            <w:pPr>
-              <w:pStyle w:val="Compact"/>
-            </w:pPr>
-            <w:r>
-              <w:t xml:space="preserve">30,012,489</w:t>
-            </w:r>
-          </w:p>
-        </w:tc>
-        <w:tc>
-          <w:tcPr/>
-          <w:p>
-            <w:pPr>
-              <w:pStyle w:val="Compact"/>
-            </w:pPr>
-            <w:r>
-              <w:t xml:space="preserve">24.4%</w:t>
+              <w:t xml:space="preserve">343,219</w:t>
+            </w:r>
+          </w:p>
+        </w:tc>
+        <w:tc>
+          <w:tcPr/>
+          <w:p>
+            <w:pPr>
+              <w:pStyle w:val="Compact"/>
+            </w:pPr>
+            <w:r>
+              <w:t xml:space="preserve">343</w:t>
+            </w:r>
+          </w:p>
+        </w:tc>
+        <w:tc>
+          <w:tcPr/>
+          <w:p>
+            <w:pPr>
+              <w:pStyle w:val="Compact"/>
+            </w:pPr>
+            <w:r>
+              <w:t xml:space="preserve">431,559</w:t>
+            </w:r>
+          </w:p>
+        </w:tc>
+        <w:tc>
+          <w:tcPr/>
+          <w:p>
+            <w:pPr>
+              <w:pStyle w:val="Compact"/>
+            </w:pPr>
+            <w:r>
+              <w:t xml:space="preserve">432</w:t>
+            </w:r>
+          </w:p>
+        </w:tc>
+        <w:tc>
+          <w:tcPr/>
+          <w:p>
+            <w:pPr>
+              <w:pStyle w:val="Compact"/>
+            </w:pPr>
+            <w:r>
+              <w:t xml:space="preserve">25.7%</w:t>
             </w:r>
           </w:p>
         </w:tc>
@@ -2813,29 +2816,51 @@
               <w:pStyle w:val="Compact"/>
             </w:pPr>
             <w:r>
-              <w:t xml:space="preserve">241,335,511</w:t>
-            </w:r>
-          </w:p>
-        </w:tc>
-        <w:tc>
-          <w:tcPr/>
-          <w:p>
-            <w:pPr>
-              <w:pStyle w:val="Compact"/>
-            </w:pPr>
-            <w:r>
-              <w:t xml:space="preserve">318,002,489</w:t>
-            </w:r>
-          </w:p>
-        </w:tc>
-        <w:tc>
-          <w:tcPr/>
-          <w:p>
-            <w:pPr>
-              <w:pStyle w:val="Compact"/>
-            </w:pPr>
-            <w:r>
-              <w:t xml:space="preserve">31.8%</w:t>
+              <w:t xml:space="preserve">3,890,586</w:t>
+            </w:r>
+          </w:p>
+        </w:tc>
+        <w:tc>
+          <w:tcPr/>
+          <w:p>
+            <w:pPr>
+              <w:pStyle w:val="Compact"/>
+            </w:pPr>
+            <w:r>
+              <w:t xml:space="preserve">389</w:t>
+            </w:r>
+          </w:p>
+        </w:tc>
+        <w:tc>
+          <w:tcPr/>
+          <w:p>
+            <w:pPr>
+              <w:pStyle w:val="Compact"/>
+            </w:pPr>
+            <w:r>
+              <w:t xml:space="preserve">4,287,865</w:t>
+            </w:r>
+          </w:p>
+        </w:tc>
+        <w:tc>
+          <w:tcPr/>
+          <w:p>
+            <w:pPr>
+              <w:pStyle w:val="Compact"/>
+            </w:pPr>
+            <w:r>
+              <w:t xml:space="preserve">429</w:t>
+            </w:r>
+          </w:p>
+        </w:tc>
+        <w:tc>
+          <w:tcPr/>
+          <w:p>
+            <w:pPr>
+              <w:pStyle w:val="Compact"/>
+            </w:pPr>
+            <w:r>
+              <w:t xml:space="preserve">10.2%</w:t>
             </w:r>
           </w:p>
         </w:tc>
@@ -2849,11 +2874,11 @@
         <w:rPr>
           <w:rFonts w:hint="eastAsia"/>
         </w:rPr>
-        <w:t xml:space="preserve">测试结果表明：SELECT查询开销约24-46%，是ORM的优势操作。查询结果映射的代码路径较短，开销主要来自参数绑定。</w:t>
+        <w:t xml:space="preserve">测试结果表明：SELECT查询是ORM的优势操作，开销范围仅10-26%。查询操作的核心瓶颈在SQLite3的数据读取而非ORM层，因此ORM的额外映射逻辑（将sqlite3_step结果逐列赋值到结构体成员）开销占比相对较小。值得注意的是，10,000条数据量时ORM开销降至10.2%，说明ORM的每行映射成本随着查询结果集增大而进一步摊薄。</w:t>
       </w:r>
     </w:p>
-    <w:bookmarkEnd w:id="21"/>
-    <w:bookmarkStart w:id="22" w:name="update更新测试"/>
+    <w:bookmarkEnd w:id="22"/>
+    <w:bookmarkStart w:id="23" w:name="update更新测试"/>
     <w:p>
       <w:pPr>
         <w:pStyle w:val="Heading3"/>
@@ -2876,20 +2901,23 @@
         <w:rPr>
           <w:rFonts w:hint="eastAsia"/>
         </w:rPr>
-        <w:t xml:space="preserve">UPDATE更新测试对比更新操作的性能。</w:t>
+        <w:t xml:space="preserve">UPDATE更新测试对比不同数据量下条件更新操作的性能。</w:t>
       </w:r>
     </w:p>
     <w:tbl>
       <w:tblPr>
         <w:tblStyle w:val="Table"/>
-        <w:tblW w:type="auto" w:w="0"/>
+        <w:tblW w:type="pct" w:w="5000"/>
+        <w:tblLayout w:type="fixed"/>
         <w:tblLook w:firstRow="1" w:lastRow="0" w:firstColumn="0" w:lastColumn="0" w:noHBand="0" w:noVBand="0" w:val="0020"/>
       </w:tblPr>
       <w:tblGrid>
-        <w:gridCol w:w="1980"/>
-        <w:gridCol w:w="1980"/>
-        <w:gridCol w:w="1980"/>
-        <w:gridCol w:w="1980"/>
+        <w:gridCol w:w="688"/>
+        <w:gridCol w:w="1951"/>
+        <w:gridCol w:w="1721"/>
+        <w:gridCol w:w="1492"/>
+        <w:gridCol w:w="1262"/>
+        <w:gridCol w:w="803"/>
       </w:tblGrid>
       <w:tr>
         <w:trPr>
@@ -2916,18 +2944,52 @@
               <w:pStyle w:val="Compact"/>
             </w:pPr>
             <w:r>
-              <w:t xml:space="preserve">SQLite3(ns)</w:t>
-            </w:r>
-          </w:p>
-        </w:tc>
-        <w:tc>
-          <w:tcPr/>
-          <w:p>
-            <w:pPr>
-              <w:pStyle w:val="Compact"/>
-            </w:pPr>
-            <w:r>
-              <w:t xml:space="preserve">ORM(ns)</w:t>
+              <w:rPr>
+                <w:rFonts w:hint="eastAsia"/>
+              </w:rPr>
+              <w:t xml:space="preserve">SQLite3总耗时(ns)</w:t>
+            </w:r>
+          </w:p>
+        </w:tc>
+        <w:tc>
+          <w:tcPr/>
+          <w:p>
+            <w:pPr>
+              <w:pStyle w:val="Compact"/>
+            </w:pPr>
+            <w:r>
+              <w:rPr>
+                <w:rFonts w:hint="eastAsia"/>
+              </w:rPr>
+              <w:t xml:space="preserve">SQLite3均摊(ns)</w:t>
+            </w:r>
+          </w:p>
+        </w:tc>
+        <w:tc>
+          <w:tcPr/>
+          <w:p>
+            <w:pPr>
+              <w:pStyle w:val="Compact"/>
+            </w:pPr>
+            <w:r>
+              <w:rPr>
+                <w:rFonts w:hint="eastAsia"/>
+              </w:rPr>
+              <w:t xml:space="preserve">ORM总耗时(ns)</w:t>
+            </w:r>
+          </w:p>
+        </w:tc>
+        <w:tc>
+          <w:tcPr/>
+          <w:p>
+            <w:pPr>
+              <w:pStyle w:val="Compact"/>
+            </w:pPr>
+            <w:r>
+              <w:rPr>
+                <w:rFonts w:hint="eastAsia"/>
+              </w:rPr>
+              <w:t xml:space="preserve">ORM均摊(ns)</w:t>
             </w:r>
           </w:p>
         </w:tc>
@@ -2965,29 +3027,51 @@
               <w:pStyle w:val="Compact"/>
             </w:pPr>
             <w:r>
-              <w:t xml:space="preserve">241</w:t>
-            </w:r>
-          </w:p>
-        </w:tc>
-        <w:tc>
-          <w:tcPr/>
-          <w:p>
-            <w:pPr>
-              <w:pStyle w:val="Compact"/>
-            </w:pPr>
-            <w:r>
-              <w:t xml:space="preserve">340</w:t>
-            </w:r>
-          </w:p>
-        </w:tc>
-        <w:tc>
-          <w:tcPr/>
-          <w:p>
-            <w:pPr>
-              <w:pStyle w:val="Compact"/>
-            </w:pPr>
-            <w:r>
-              <w:t xml:space="preserve">41.1%</w:t>
+              <w:t xml:space="preserve">8,114</w:t>
+            </w:r>
+          </w:p>
+        </w:tc>
+        <w:tc>
+          <w:tcPr/>
+          <w:p>
+            <w:pPr>
+              <w:pStyle w:val="Compact"/>
+            </w:pPr>
+            <w:r>
+              <w:t xml:space="preserve">811</w:t>
+            </w:r>
+          </w:p>
+        </w:tc>
+        <w:tc>
+          <w:tcPr/>
+          <w:p>
+            <w:pPr>
+              <w:pStyle w:val="Compact"/>
+            </w:pPr>
+            <w:r>
+              <w:t xml:space="preserve">14,271</w:t>
+            </w:r>
+          </w:p>
+        </w:tc>
+        <w:tc>
+          <w:tcPr/>
+          <w:p>
+            <w:pPr>
+              <w:pStyle w:val="Compact"/>
+            </w:pPr>
+            <w:r>
+              <w:t xml:space="preserve">1,427</w:t>
+            </w:r>
+          </w:p>
+        </w:tc>
+        <w:tc>
+          <w:tcPr/>
+          <w:p>
+            <w:pPr>
+              <w:pStyle w:val="Compact"/>
+            </w:pPr>
+            <w:r>
+              <w:t xml:space="preserve">75.9%</w:t>
             </w:r>
           </w:p>
         </w:tc>
@@ -3011,29 +3095,51 @@
               <w:pStyle w:val="Compact"/>
             </w:pPr>
             <w:r>
-              <w:t xml:space="preserve">2,413,351</w:t>
-            </w:r>
-          </w:p>
-        </w:tc>
-        <w:tc>
-          <w:tcPr/>
-          <w:p>
-            <w:pPr>
-              <w:pStyle w:val="Compact"/>
-            </w:pPr>
-            <w:r>
-              <w:t xml:space="preserve">4,163,351</w:t>
-            </w:r>
-          </w:p>
-        </w:tc>
-        <w:tc>
-          <w:tcPr/>
-          <w:p>
-            <w:pPr>
-              <w:pStyle w:val="Compact"/>
-            </w:pPr>
-            <w:r>
-              <w:t xml:space="preserve">72.5%</w:t>
+              <w:t xml:space="preserve">62,997</w:t>
+            </w:r>
+          </w:p>
+        </w:tc>
+        <w:tc>
+          <w:tcPr/>
+          <w:p>
+            <w:pPr>
+              <w:pStyle w:val="Compact"/>
+            </w:pPr>
+            <w:r>
+              <w:t xml:space="preserve">630</w:t>
+            </w:r>
+          </w:p>
+        </w:tc>
+        <w:tc>
+          <w:tcPr/>
+          <w:p>
+            <w:pPr>
+              <w:pStyle w:val="Compact"/>
+            </w:pPr>
+            <w:r>
+              <w:t xml:space="preserve">109,543</w:t>
+            </w:r>
+          </w:p>
+        </w:tc>
+        <w:tc>
+          <w:tcPr/>
+          <w:p>
+            <w:pPr>
+              <w:pStyle w:val="Compact"/>
+            </w:pPr>
+            <w:r>
+              <w:t xml:space="preserve">1,095</w:t>
+            </w:r>
+          </w:p>
+        </w:tc>
+        <w:tc>
+          <w:tcPr/>
+          <w:p>
+            <w:pPr>
+              <w:pStyle w:val="Compact"/>
+            </w:pPr>
+            <w:r>
+              <w:t xml:space="preserve">73.9%</w:t>
             </w:r>
           </w:p>
         </w:tc>
@@ -3057,75 +3163,51 @@
               <w:pStyle w:val="Compact"/>
             </w:pPr>
             <w:r>
-              <w:t xml:space="preserve">24,133,511</w:t>
-            </w:r>
-          </w:p>
-        </w:tc>
-        <w:tc>
-          <w:tcPr/>
-          <w:p>
-            <w:pPr>
-              <w:pStyle w:val="Compact"/>
-            </w:pPr>
-            <w:r>
-              <w:t xml:space="preserve">39,779,122</w:t>
-            </w:r>
-          </w:p>
-        </w:tc>
-        <w:tc>
-          <w:tcPr/>
-          <w:p>
-            <w:pPr>
-              <w:pStyle w:val="Compact"/>
-            </w:pPr>
-            <w:r>
-              <w:t xml:space="preserve">64.8%</w:t>
-            </w:r>
-          </w:p>
-        </w:tc>
-      </w:tr>
-      <w:tr>
-        <w:tc>
-          <w:tcPr/>
-          <w:p>
-            <w:pPr>
-              <w:pStyle w:val="Compact"/>
-            </w:pPr>
-            <w:r>
-              <w:t xml:space="preserve">10,000</w:t>
-            </w:r>
-          </w:p>
-        </w:tc>
-        <w:tc>
-          <w:tcPr/>
-          <w:p>
-            <w:pPr>
-              <w:pStyle w:val="Compact"/>
-            </w:pPr>
-            <w:r>
-              <w:t xml:space="preserve">241,335,511</w:t>
-            </w:r>
-          </w:p>
-        </w:tc>
-        <w:tc>
-          <w:tcPr/>
-          <w:p>
-            <w:pPr>
-              <w:pStyle w:val="Compact"/>
-            </w:pPr>
-            <w:r>
-              <w:t xml:space="preserve">417,197,641</w:t>
-            </w:r>
-          </w:p>
-        </w:tc>
-        <w:tc>
-          <w:tcPr/>
-          <w:p>
-            <w:pPr>
-              <w:pStyle w:val="Compact"/>
-            </w:pPr>
-            <w:r>
-              <w:t xml:space="preserve">72.8%</w:t>
+              <w:t xml:space="preserve">742,232</w:t>
+            </w:r>
+          </w:p>
+        </w:tc>
+        <w:tc>
+          <w:tcPr/>
+          <w:p>
+            <w:pPr>
+              <w:pStyle w:val="Compact"/>
+            </w:pPr>
+            <w:r>
+              <w:t xml:space="preserve">742</w:t>
+            </w:r>
+          </w:p>
+        </w:tc>
+        <w:tc>
+          <w:tcPr/>
+          <w:p>
+            <w:pPr>
+              <w:pStyle w:val="Compact"/>
+            </w:pPr>
+            <w:r>
+              <w:t xml:space="preserve">1,094,958</w:t>
+            </w:r>
+          </w:p>
+        </w:tc>
+        <w:tc>
+          <w:tcPr/>
+          <w:p>
+            <w:pPr>
+              <w:pStyle w:val="Compact"/>
+            </w:pPr>
+            <w:r>
+              <w:t xml:space="preserve">1,095</w:t>
+            </w:r>
+          </w:p>
+        </w:tc>
+        <w:tc>
+          <w:tcPr/>
+          <w:p>
+            <w:pPr>
+              <w:pStyle w:val="Compact"/>
+            </w:pPr>
+            <w:r>
+              <w:t xml:space="preserve">47.5%</w:t>
             </w:r>
           </w:p>
         </w:tc>
@@ -3139,11 +3221,11 @@
         <w:rPr>
           <w:rFonts w:hint="eastAsia"/>
         </w:rPr>
-        <w:t xml:space="preserve">测试结果表明：UPDATE更新开销约65-73%，是ORM开销最大的操作。更新操作需要先查询再更新，涉及更多SQL处理逻辑。</w:t>
+        <w:t xml:space="preserve">测试结果表明：UPDATE操作在小批量时（10、100条）开销最高，达74-76%，是四种操作中开销最大的。这是因为UPDATE涉及条件匹配和字段值的参数绑定，ORM层需要进行类型擦除和SQL语句组装。当数据量增加到1,000条时，开销降至47.5%，接近INSERT的水平，说明单次连接建立和事务提交的固定开销被摊薄。</w:t>
       </w:r>
     </w:p>
-    <w:bookmarkEnd w:id="22"/>
-    <w:bookmarkStart w:id="23" w:name="delete删除测试"/>
+    <w:bookmarkEnd w:id="23"/>
+    <w:bookmarkStart w:id="24" w:name="delete删除测试"/>
     <w:p>
       <w:pPr>
         <w:pStyle w:val="Heading3"/>
@@ -3166,20 +3248,23 @@
         <w:rPr>
           <w:rFonts w:hint="eastAsia"/>
         </w:rPr>
-        <w:t xml:space="preserve">DELETE删除测试对比删除操作的性能。</w:t>
+        <w:t xml:space="preserve">DELETE删除测试对比不同数据量下条件删除操作的性能。</w:t>
       </w:r>
     </w:p>
     <w:tbl>
       <w:tblPr>
         <w:tblStyle w:val="Table"/>
-        <w:tblW w:type="auto" w:w="0"/>
+        <w:tblW w:type="pct" w:w="5000"/>
+        <w:tblLayout w:type="fixed"/>
         <w:tblLook w:firstRow="1" w:lastRow="0" w:firstColumn="0" w:lastColumn="0" w:noHBand="0" w:noVBand="0" w:val="0020"/>
       </w:tblPr>
       <w:tblGrid>
-        <w:gridCol w:w="1980"/>
-        <w:gridCol w:w="1980"/>
-        <w:gridCol w:w="1980"/>
-        <w:gridCol w:w="1980"/>
+        <w:gridCol w:w="688"/>
+        <w:gridCol w:w="1951"/>
+        <w:gridCol w:w="1721"/>
+        <w:gridCol w:w="1492"/>
+        <w:gridCol w:w="1262"/>
+        <w:gridCol w:w="803"/>
       </w:tblGrid>
       <w:tr>
         <w:trPr>
@@ -3206,18 +3291,52 @@
               <w:pStyle w:val="Compact"/>
             </w:pPr>
             <w:r>
-              <w:t xml:space="preserve">SQLite3(ns)</w:t>
-            </w:r>
-          </w:p>
-        </w:tc>
-        <w:tc>
-          <w:tcPr/>
-          <w:p>
-            <w:pPr>
-              <w:pStyle w:val="Compact"/>
-            </w:pPr>
-            <w:r>
-              <w:t xml:space="preserve">ORM(ns)</w:t>
+              <w:rPr>
+                <w:rFonts w:hint="eastAsia"/>
+              </w:rPr>
+              <w:t xml:space="preserve">SQLite3总耗时(ns)</w:t>
+            </w:r>
+          </w:p>
+        </w:tc>
+        <w:tc>
+          <w:tcPr/>
+          <w:p>
+            <w:pPr>
+              <w:pStyle w:val="Compact"/>
+            </w:pPr>
+            <w:r>
+              <w:rPr>
+                <w:rFonts w:hint="eastAsia"/>
+              </w:rPr>
+              <w:t xml:space="preserve">SQLite3均摊(ns)</w:t>
+            </w:r>
+          </w:p>
+        </w:tc>
+        <w:tc>
+          <w:tcPr/>
+          <w:p>
+            <w:pPr>
+              <w:pStyle w:val="Compact"/>
+            </w:pPr>
+            <w:r>
+              <w:rPr>
+                <w:rFonts w:hint="eastAsia"/>
+              </w:rPr>
+              <w:t xml:space="preserve">ORM总耗时(ns)</w:t>
+            </w:r>
+          </w:p>
+        </w:tc>
+        <w:tc>
+          <w:tcPr/>
+          <w:p>
+            <w:pPr>
+              <w:pStyle w:val="Compact"/>
+            </w:pPr>
+            <w:r>
+              <w:rPr>
+                <w:rFonts w:hint="eastAsia"/>
+              </w:rPr>
+              <w:t xml:space="preserve">ORM均摊(ns)</w:t>
             </w:r>
           </w:p>
         </w:tc>
@@ -3255,29 +3374,51 @@
               <w:pStyle w:val="Compact"/>
             </w:pPr>
             <w:r>
-              <w:t xml:space="preserve">241</w:t>
-            </w:r>
-          </w:p>
-        </w:tc>
-        <w:tc>
-          <w:tcPr/>
-          <w:p>
-            <w:pPr>
-              <w:pStyle w:val="Compact"/>
-            </w:pPr>
-            <w:r>
-              <w:t xml:space="preserve">300</w:t>
-            </w:r>
-          </w:p>
-        </w:tc>
-        <w:tc>
-          <w:tcPr/>
-          <w:p>
-            <w:pPr>
-              <w:pStyle w:val="Compact"/>
-            </w:pPr>
-            <w:r>
-              <w:t xml:space="preserve">24.5%</w:t>
+              <w:t xml:space="preserve">3,999</w:t>
+            </w:r>
+          </w:p>
+        </w:tc>
+        <w:tc>
+          <w:tcPr/>
+          <w:p>
+            <w:pPr>
+              <w:pStyle w:val="Compact"/>
+            </w:pPr>
+            <w:r>
+              <w:t xml:space="preserve">400</w:t>
+            </w:r>
+          </w:p>
+        </w:tc>
+        <w:tc>
+          <w:tcPr/>
+          <w:p>
+            <w:pPr>
+              <w:pStyle w:val="Compact"/>
+            </w:pPr>
+            <w:r>
+              <w:t xml:space="preserve">5,356</w:t>
+            </w:r>
+          </w:p>
+        </w:tc>
+        <w:tc>
+          <w:tcPr/>
+          <w:p>
+            <w:pPr>
+              <w:pStyle w:val="Compact"/>
+            </w:pPr>
+            <w:r>
+              <w:t xml:space="preserve">536</w:t>
+            </w:r>
+          </w:p>
+        </w:tc>
+        <w:tc>
+          <w:tcPr/>
+          <w:p>
+            <w:pPr>
+              <w:pStyle w:val="Compact"/>
+            </w:pPr>
+            <w:r>
+              <w:t xml:space="preserve">33.9%</w:t>
             </w:r>
           </w:p>
         </w:tc>
@@ -3301,29 +3442,51 @@
               <w:pStyle w:val="Compact"/>
             </w:pPr>
             <w:r>
-              <w:t xml:space="preserve">2,413,351</w:t>
-            </w:r>
-          </w:p>
-        </w:tc>
-        <w:tc>
-          <w:tcPr/>
-          <w:p>
-            <w:pPr>
-              <w:pStyle w:val="Compact"/>
-            </w:pPr>
-            <w:r>
-              <w:t xml:space="preserve">2,296,351</w:t>
-            </w:r>
-          </w:p>
-        </w:tc>
-        <w:tc>
-          <w:tcPr/>
-          <w:p>
-            <w:pPr>
-              <w:pStyle w:val="Compact"/>
-            </w:pPr>
-            <w:r>
-              <w:t xml:space="preserve">-4.8%</w:t>
+              <w:t xml:space="preserve">5,569</w:t>
+            </w:r>
+          </w:p>
+        </w:tc>
+        <w:tc>
+          <w:tcPr/>
+          <w:p>
+            <w:pPr>
+              <w:pStyle w:val="Compact"/>
+            </w:pPr>
+            <w:r>
+              <w:t xml:space="preserve">56</w:t>
+            </w:r>
+          </w:p>
+        </w:tc>
+        <w:tc>
+          <w:tcPr/>
+          <w:p>
+            <w:pPr>
+              <w:pStyle w:val="Compact"/>
+            </w:pPr>
+            <w:r>
+              <w:t xml:space="preserve">6,953</w:t>
+            </w:r>
+          </w:p>
+        </w:tc>
+        <w:tc>
+          <w:tcPr/>
+          <w:p>
+            <w:pPr>
+              <w:pStyle w:val="Compact"/>
+            </w:pPr>
+            <w:r>
+              <w:t xml:space="preserve">70</w:t>
+            </w:r>
+          </w:p>
+        </w:tc>
+        <w:tc>
+          <w:tcPr/>
+          <w:p>
+            <w:pPr>
+              <w:pStyle w:val="Compact"/>
+            </w:pPr>
+            <w:r>
+              <w:t xml:space="preserve">24.9%</w:t>
             </w:r>
           </w:p>
         </w:tc>
@@ -3347,75 +3510,51 @@
               <w:pStyle w:val="Compact"/>
             </w:pPr>
             <w:r>
-              <w:t xml:space="preserve">24,133,511</w:t>
-            </w:r>
-          </w:p>
-        </w:tc>
-        <w:tc>
-          <w:tcPr/>
-          <w:p>
-            <w:pPr>
-              <w:pStyle w:val="Compact"/>
-            </w:pPr>
-            <w:r>
-              <w:t xml:space="preserve">22,933,511</w:t>
-            </w:r>
-          </w:p>
-        </w:tc>
-        <w:tc>
-          <w:tcPr/>
-          <w:p>
-            <w:pPr>
-              <w:pStyle w:val="Compact"/>
-            </w:pPr>
-            <w:r>
-              <w:t xml:space="preserve">-5.0%</w:t>
-            </w:r>
-          </w:p>
-        </w:tc>
-      </w:tr>
-      <w:tr>
-        <w:tc>
-          <w:tcPr/>
-          <w:p>
-            <w:pPr>
-              <w:pStyle w:val="Compact"/>
-            </w:pPr>
-            <w:r>
-              <w:t xml:space="preserve">10,000</w:t>
-            </w:r>
-          </w:p>
-        </w:tc>
-        <w:tc>
-          <w:tcPr/>
-          <w:p>
-            <w:pPr>
-              <w:pStyle w:val="Compact"/>
-            </w:pPr>
-            <w:r>
-              <w:t xml:space="preserve">241,335,511</w:t>
-            </w:r>
-          </w:p>
-        </w:tc>
-        <w:tc>
-          <w:tcPr/>
-          <w:p>
-            <w:pPr>
-              <w:pStyle w:val="Compact"/>
-            </w:pPr>
-            <w:r>
-              <w:t xml:space="preserve">229,433,511</w:t>
-            </w:r>
-          </w:p>
-        </w:tc>
-        <w:tc>
-          <w:tcPr/>
-          <w:p>
-            <w:pPr>
-              <w:pStyle w:val="Compact"/>
-            </w:pPr>
-            <w:r>
-              <w:t xml:space="preserve">-4.9%</w:t>
+              <w:t xml:space="preserve">18,291</w:t>
+            </w:r>
+          </w:p>
+        </w:tc>
+        <w:tc>
+          <w:tcPr/>
+          <w:p>
+            <w:pPr>
+              <w:pStyle w:val="Compact"/>
+            </w:pPr>
+            <w:r>
+              <w:t xml:space="preserve">18</w:t>
+            </w:r>
+          </w:p>
+        </w:tc>
+        <w:tc>
+          <w:tcPr/>
+          <w:p>
+            <w:pPr>
+              <w:pStyle w:val="Compact"/>
+            </w:pPr>
+            <w:r>
+              <w:t xml:space="preserve">19,859</w:t>
+            </w:r>
+          </w:p>
+        </w:tc>
+        <w:tc>
+          <w:tcPr/>
+          <w:p>
+            <w:pPr>
+              <w:pStyle w:val="Compact"/>
+            </w:pPr>
+            <w:r>
+              <w:t xml:space="preserve">20</w:t>
+            </w:r>
+          </w:p>
+        </w:tc>
+        <w:tc>
+          <w:tcPr/>
+          <w:p>
+            <w:pPr>
+              <w:pStyle w:val="Compact"/>
+            </w:pPr>
+            <w:r>
+              <w:t xml:space="preserve">8.6%</w:t>
             </w:r>
           </w:p>
         </w:tc>
@@ -3429,11 +3568,11 @@
         <w:rPr>
           <w:rFonts w:hint="eastAsia"/>
         </w:rPr>
-        <w:t xml:space="preserve">测试结果表明：DELETE删除操作在大批量时ORM反而更快，开销为负值。这是因为ORM的语句缓存机制避免了重复解析开销。</w:t>
+        <w:t xml:space="preserve">测试结果表明：DELETE操作是ORM开销最小的操作之一。随着数据量增大，开销从33.9%降至8.6%。分析发现，DELETE语句结构简单（不需要返回结果集），ORM层的额外工作仅限于参数绑定和语句执行，结果映射环节被完全跳过。此外，ORM的语句缓存机制避免了重复的SQL解析和编译，在大批量时进一步缩小了与原生API的差距。</w:t>
       </w:r>
     </w:p>
-    <w:bookmarkEnd w:id="23"/>
-    <w:bookmarkStart w:id="24" w:name="性能测试总结"/>
+    <w:bookmarkEnd w:id="24"/>
+    <w:bookmarkStart w:id="25" w:name="性能测试总结"/>
     <w:p>
       <w:pPr>
         <w:pStyle w:val="Heading3"/>
@@ -3456,7 +3595,7 @@
         <w:rPr>
           <w:rFonts w:hint="eastAsia"/>
         </w:rPr>
-        <w:t xml:space="preserve">综合四种操作的测试结果，性能表现如表格所示：</w:t>
+        <w:t xml:space="preserve">综合四种操作的测试结果，性能表现总结如下：</w:t>
       </w:r>
     </w:p>
     <w:tbl>
@@ -3512,7 +3651,7 @@
               <w:rPr>
                 <w:rFonts w:hint="eastAsia"/>
               </w:rPr>
-              <w:t xml:space="preserve">说明</w:t>
+              <w:t xml:space="preserve">均摊成本趋势</w:t>
             </w:r>
           </w:p>
         </w:tc>
@@ -3536,21 +3675,21 @@
               <w:pStyle w:val="Compact"/>
             </w:pPr>
             <w:r>
-              <w:t xml:space="preserve">44-49%</w:t>
-            </w:r>
-          </w:p>
-        </w:tc>
-        <w:tc>
-          <w:tcPr/>
-          <w:p>
-            <w:pPr>
-              <w:pStyle w:val="Compact"/>
-            </w:pPr>
-            <w:r>
-              <w:rPr>
-                <w:rFonts w:hint="eastAsia"/>
-              </w:rPr>
-              <w:t xml:space="preserve">批量操作降低单项目开销</w:t>
+              <w:t xml:space="preserve">47-50%</w:t>
+            </w:r>
+          </w:p>
+        </w:tc>
+        <w:tc>
+          <w:tcPr/>
+          <w:p>
+            <w:pPr>
+              <w:pStyle w:val="Compact"/>
+            </w:pPr>
+            <w:r>
+              <w:rPr>
+                <w:rFonts w:hint="eastAsia"/>
+              </w:rPr>
+              <w:t xml:space="preserve">随数据量增大保持稳定</w:t>
             </w:r>
           </w:p>
         </w:tc>
@@ -3574,21 +3713,21 @@
               <w:pStyle w:val="Compact"/>
             </w:pPr>
             <w:r>
-              <w:t xml:space="preserve">24-46%</w:t>
-            </w:r>
-          </w:p>
-        </w:tc>
-        <w:tc>
-          <w:tcPr/>
-          <w:p>
-            <w:pPr>
-              <w:pStyle w:val="Compact"/>
-            </w:pPr>
-            <w:r>
-              <w:rPr>
-                <w:rFonts w:hint="eastAsia"/>
-              </w:rPr>
-              <w:t xml:space="preserve">ORM优势，开销最小</w:t>
+              <w:t xml:space="preserve">10-26%</w:t>
+            </w:r>
+          </w:p>
+        </w:tc>
+        <w:tc>
+          <w:tcPr/>
+          <w:p>
+            <w:pPr>
+              <w:pStyle w:val="Compact"/>
+            </w:pPr>
+            <w:r>
+              <w:rPr>
+                <w:rFonts w:hint="eastAsia"/>
+              </w:rPr>
+              <w:t xml:space="preserve">随数据量增大而降低</w:t>
             </w:r>
           </w:p>
         </w:tc>
@@ -3612,21 +3751,21 @@
               <w:pStyle w:val="Compact"/>
             </w:pPr>
             <w:r>
-              <w:t xml:space="preserve">65-73%</w:t>
-            </w:r>
-          </w:p>
-        </w:tc>
-        <w:tc>
-          <w:tcPr/>
-          <w:p>
-            <w:pPr>
-              <w:pStyle w:val="Compact"/>
-            </w:pPr>
-            <w:r>
-              <w:rPr>
-                <w:rFonts w:hint="eastAsia"/>
-              </w:rPr>
-              <w:t xml:space="preserve">开销最大</w:t>
+              <w:t xml:space="preserve">48-76%</w:t>
+            </w:r>
+          </w:p>
+        </w:tc>
+        <w:tc>
+          <w:tcPr/>
+          <w:p>
+            <w:pPr>
+              <w:pStyle w:val="Compact"/>
+            </w:pPr>
+            <w:r>
+              <w:rPr>
+                <w:rFonts w:hint="eastAsia"/>
+              </w:rPr>
+              <w:t xml:space="preserve">随数据量增大而降低</w:t>
             </w:r>
           </w:p>
         </w:tc>
@@ -3650,21 +3789,21 @@
               <w:pStyle w:val="Compact"/>
             </w:pPr>
             <w:r>
-              <w:t xml:space="preserve">-5%~60%</w:t>
-            </w:r>
-          </w:p>
-        </w:tc>
-        <w:tc>
-          <w:tcPr/>
-          <w:p>
-            <w:pPr>
-              <w:pStyle w:val="Compact"/>
-            </w:pPr>
-            <w:r>
-              <w:rPr>
-                <w:rFonts w:hint="eastAsia"/>
-              </w:rPr>
-              <w:t xml:space="preserve">大批量ORM反而更快</w:t>
+              <w:t xml:space="preserve">9-34%</w:t>
+            </w:r>
+          </w:p>
+        </w:tc>
+        <w:tc>
+          <w:tcPr/>
+          <w:p>
+            <w:pPr>
+              <w:pStyle w:val="Compact"/>
+            </w:pPr>
+            <w:r>
+              <w:rPr>
+                <w:rFonts w:hint="eastAsia"/>
+              </w:rPr>
+              <w:t xml:space="preserve">随数据量增大显著降低</w:t>
             </w:r>
           </w:p>
         </w:tc>
@@ -3678,19 +3817,1432 @@
         <w:rPr>
           <w:rFonts w:hint="eastAsia"/>
         </w:rPr>
-        <w:t xml:space="preserve">关键结论：ESS-ORM引入20-70%的性能开销，取决于操作类型和数据量；大批量操作降低单项目开销；查询是ORM的优势操作；对于性能关键代码建议使用原生SQLite3</w:t>
-      </w:r>
-      <w:r>
-        <w:t xml:space="preserve"> </w:t>
+        <w:t xml:space="preserve">总体而言，ESS-ORM在内存数据库场景下引入10-76%的性能开销，具体取决于操作类型和数据量。关键发现包括：</w:t>
+      </w:r>
+    </w:p>
+    <w:p>
+      <w:pPr>
+        <w:pStyle w:val="Compact"/>
+        <w:numPr>
+          <w:ilvl w:val="0"/>
+          <w:numId w:val="1001"/>
+        </w:numPr>
+      </w:pPr>
+      <w:r>
+        <w:rPr>
+          <w:rFonts w:hint="eastAsia"/>
+          <w:b/>
+          <w:bCs/>
+        </w:rPr>
+        <w:t xml:space="preserve">SELECT是ORM的优势操作</w:t>
       </w:r>
       <w:r>
         <w:rPr>
           <w:rFonts w:hint="eastAsia"/>
         </w:rPr>
-        <w:t xml:space="preserve">API，否则使用ORM可以提供良好的开发和性能平衡。</w:t>
+        <w:t xml:space="preserve">，开销最低（10-26%），因为查询瓶颈在SQLite3数据读取而非ORM映射层。</w:t>
       </w:r>
     </w:p>
-    <w:bookmarkEnd w:id="24"/>
+    <w:p>
+      <w:pPr>
+        <w:pStyle w:val="Compact"/>
+        <w:numPr>
+          <w:ilvl w:val="0"/>
+          <w:numId w:val="1001"/>
+        </w:numPr>
+      </w:pPr>
+      <w:r>
+        <w:rPr>
+          <w:rFonts w:hint="eastAsia"/>
+          <w:b/>
+          <w:bCs/>
+        </w:rPr>
+        <w:t xml:space="preserve">批量操作降低均摊成本</w:t>
+      </w:r>
+      <w:r>
+        <w:rPr>
+          <w:rFonts w:hint="eastAsia"/>
+        </w:rPr>
+        <w:t xml:space="preserve">，四种操作的均摊时间均随数据量增大而减小，体现了固定开销的摊薄效应。</w:t>
+      </w:r>
+    </w:p>
+    <w:p>
+      <w:pPr>
+        <w:pStyle w:val="Compact"/>
+        <w:numPr>
+          <w:ilvl w:val="0"/>
+          <w:numId w:val="1001"/>
+        </w:numPr>
+      </w:pPr>
+      <w:r>
+        <w:rPr>
+          <w:rFonts w:hint="eastAsia"/>
+          <w:b/>
+          <w:bCs/>
+        </w:rPr>
+        <w:t xml:space="preserve">DELETE开销最小</w:t>
+      </w:r>
+      <w:r>
+        <w:rPr>
+          <w:rFonts w:hint="eastAsia"/>
+        </w:rPr>
+        <w:t xml:space="preserve">，得益于无需结果映射和语句缓存机制。</w:t>
+      </w:r>
+    </w:p>
+    <w:p>
+      <w:pPr>
+        <w:pStyle w:val="Compact"/>
+        <w:numPr>
+          <w:ilvl w:val="0"/>
+          <w:numId w:val="1001"/>
+        </w:numPr>
+      </w:pPr>
+      <w:r>
+        <w:rPr>
+          <w:rFonts w:hint="eastAsia"/>
+          <w:b/>
+          <w:bCs/>
+        </w:rPr>
+        <w:t xml:space="preserve">UPDATE开销最大</w:t>
+      </w:r>
+      <w:r>
+        <w:rPr>
+          <w:rFonts w:hint="eastAsia"/>
+        </w:rPr>
+        <w:t xml:space="preserve">，尤其在小批量时达到74-76%，因为条件匹配的参数绑定开销占比较高。</w:t>
+      </w:r>
+    </w:p>
+    <w:p>
+      <w:pPr>
+        <w:pStyle w:val="FirstParagraph"/>
+      </w:pPr>
+      <w:r>
+        <w:rPr>
+          <w:rFonts w:hint="eastAsia"/>
+        </w:rPr>
+        <w:t xml:space="preserve">对于性能关键代码路径，建议使用原生SQLite3</w:t>
+      </w:r>
+      <w:r>
+        <w:t xml:space="preserve"> </w:t>
+      </w:r>
+      <w:r>
+        <w:rPr>
+          <w:rFonts w:hint="eastAsia"/>
+        </w:rPr>
+        <w:t xml:space="preserve">API；对于一般应用场景，ESS-ORM在10-50%的开销范围内提供了类型安全、编译期校验和连接池管理等显著开发效率优势。</w:t>
+      </w:r>
+    </w:p>
+    <w:bookmarkEnd w:id="25"/>
+    <w:bookmarkStart w:id="26" w:name="与其他c-orm的对比"/>
+    <w:p>
+      <w:pPr>
+        <w:pStyle w:val="Heading3"/>
+      </w:pPr>
+      <w:r>
+        <w:t xml:space="preserve">6.3.7 </w:t>
+      </w:r>
+      <w:r>
+        <w:rPr>
+          <w:rFonts w:hint="eastAsia"/>
+        </w:rPr>
+        <w:t xml:space="preserve">与其他C++</w:t>
+      </w:r>
+      <w:r>
+        <w:t xml:space="preserve"> </w:t>
+      </w:r>
+      <w:r>
+        <w:rPr>
+          <w:rFonts w:hint="eastAsia"/>
+        </w:rPr>
+        <w:t xml:space="preserve">ORM的对比</w:t>
+      </w:r>
+    </w:p>
+    <w:p>
+      <w:pPr>
+        <w:pStyle w:val="FirstParagraph"/>
+      </w:pPr>
+      <w:r>
+        <w:rPr>
+          <w:rFonts w:hint="eastAsia"/>
+        </w:rPr>
+        <w:t xml:space="preserve">ESS-ORM定位于编译期SQL</w:t>
+      </w:r>
+      <w:r>
+        <w:t xml:space="preserve"> DSL + </w:t>
+      </w:r>
+      <w:r>
+        <w:rPr>
+          <w:rFonts w:hint="eastAsia"/>
+        </w:rPr>
+        <w:t xml:space="preserve">连接管理</w:t>
+      </w:r>
+      <w:r>
+        <w:t xml:space="preserve"> + </w:t>
+      </w:r>
+      <w:r>
+        <w:rPr>
+          <w:rFonts w:hint="eastAsia"/>
+        </w:rPr>
+        <w:t xml:space="preserve">自动结果映射的数据访问层。以下从功能和开销两个维度对比C++生态中几种主流ORM方案。</w:t>
+      </w:r>
+    </w:p>
+    <w:p>
+      <w:pPr>
+        <w:pStyle w:val="BodyText"/>
+      </w:pPr>
+      <w:r>
+        <w:rPr>
+          <w:rFonts w:hint="eastAsia"/>
+          <w:b/>
+          <w:bCs/>
+        </w:rPr>
+        <w:t xml:space="preserve">架构模式对比</w:t>
+      </w:r>
+    </w:p>
+    <w:tbl>
+      <w:tblPr>
+        <w:tblStyle w:val="Table"/>
+        <w:tblW w:type="pct" w:w="5000"/>
+        <w:tblLayout w:type="fixed"/>
+        <w:tblLook w:firstRow="1" w:lastRow="0" w:firstColumn="0" w:lastColumn="0" w:noHBand="0" w:noVBand="0" w:val="0020"/>
+      </w:tblPr>
+      <w:tblGrid>
+        <w:gridCol w:w="1508"/>
+        <w:gridCol w:w="1697"/>
+        <w:gridCol w:w="1697"/>
+        <w:gridCol w:w="1414"/>
+        <w:gridCol w:w="1602"/>
+      </w:tblGrid>
+      <w:tr>
+        <w:trPr>
+          <w:tblHeader w:val="on"/>
+        </w:trPr>
+        <w:tc>
+          <w:tcPr/>
+          <w:p>
+            <w:pPr>
+              <w:pStyle w:val="Compact"/>
+            </w:pPr>
+            <w:r>
+              <w:rPr>
+                <w:rFonts w:hint="eastAsia"/>
+              </w:rPr>
+              <w:t xml:space="preserve">特性</w:t>
+            </w:r>
+          </w:p>
+        </w:tc>
+        <w:tc>
+          <w:tcPr/>
+          <w:p>
+            <w:pPr>
+              <w:pStyle w:val="Compact"/>
+            </w:pPr>
+            <w:r>
+              <w:t xml:space="preserve">ESS-ORM</w:t>
+            </w:r>
+          </w:p>
+        </w:tc>
+        <w:tc>
+          <w:tcPr/>
+          <w:p>
+            <w:pPr>
+              <w:pStyle w:val="Compact"/>
+            </w:pPr>
+            <w:r>
+              <w:t xml:space="preserve">ODB</w:t>
+            </w:r>
+          </w:p>
+        </w:tc>
+        <w:tc>
+          <w:tcPr/>
+          <w:p>
+            <w:pPr>
+              <w:pStyle w:val="Compact"/>
+            </w:pPr>
+            <w:r>
+              <w:t xml:space="preserve">SOCI</w:t>
+            </w:r>
+          </w:p>
+        </w:tc>
+        <w:tc>
+          <w:tcPr/>
+          <w:p>
+            <w:pPr>
+              <w:pStyle w:val="Compact"/>
+            </w:pPr>
+            <w:r>
+              <w:t xml:space="preserve">sqlpp11</w:t>
+            </w:r>
+          </w:p>
+        </w:tc>
+      </w:tr>
+      <w:tr>
+        <w:tc>
+          <w:tcPr/>
+          <w:p>
+            <w:pPr>
+              <w:pStyle w:val="Compact"/>
+            </w:pPr>
+            <w:r>
+              <w:rPr>
+                <w:rFonts w:hint="eastAsia"/>
+              </w:rPr>
+              <w:t xml:space="preserve">编译期SQL校验</w:t>
+            </w:r>
+          </w:p>
+        </w:tc>
+        <w:tc>
+          <w:tcPr/>
+          <w:p>
+            <w:pPr>
+              <w:pStyle w:val="Compact"/>
+            </w:pPr>
+            <w:r>
+              <w:t xml:space="preserve">✓ </w:t>
+            </w:r>
+            <w:r>
+              <w:rPr>
+                <w:rFonts w:hint="eastAsia"/>
+              </w:rPr>
+              <w:t xml:space="preserve">(词法+语法+语义)</w:t>
+            </w:r>
+          </w:p>
+        </w:tc>
+        <w:tc>
+          <w:tcPr/>
+          <w:p>
+            <w:pPr>
+              <w:pStyle w:val="Compact"/>
+            </w:pPr>
+            <w:r>
+              <w:t xml:space="preserve">✗</w:t>
+            </w:r>
+          </w:p>
+        </w:tc>
+        <w:tc>
+          <w:tcPr/>
+          <w:p>
+            <w:pPr>
+              <w:pStyle w:val="Compact"/>
+            </w:pPr>
+            <w:r>
+              <w:t xml:space="preserve">✗</w:t>
+            </w:r>
+          </w:p>
+        </w:tc>
+        <w:tc>
+          <w:tcPr/>
+          <w:p>
+            <w:pPr>
+              <w:pStyle w:val="Compact"/>
+            </w:pPr>
+            <w:r>
+              <w:t xml:space="preserve">✓ (DSL)</w:t>
+            </w:r>
+          </w:p>
+        </w:tc>
+      </w:tr>
+      <w:tr>
+        <w:tc>
+          <w:tcPr/>
+          <w:p>
+            <w:pPr>
+              <w:pStyle w:val="Compact"/>
+            </w:pPr>
+            <w:r>
+              <w:rPr>
+                <w:rFonts w:hint="eastAsia"/>
+              </w:rPr>
+              <w:t xml:space="preserve">编译期Schema定义</w:t>
+            </w:r>
+          </w:p>
+        </w:tc>
+        <w:tc>
+          <w:tcPr/>
+          <w:p>
+            <w:pPr>
+              <w:pStyle w:val="Compact"/>
+            </w:pPr>
+            <w:r>
+              <w:t xml:space="preserve">✓ </w:t>
+            </w:r>
+            <w:r>
+              <w:rPr>
+                <w:rFonts w:hint="eastAsia"/>
+              </w:rPr>
+              <w:t xml:space="preserve">(模板元编程)</w:t>
+            </w:r>
+          </w:p>
+        </w:tc>
+        <w:tc>
+          <w:tcPr/>
+          <w:p>
+            <w:pPr>
+              <w:pStyle w:val="Compact"/>
+            </w:pPr>
+            <w:r>
+              <w:t xml:space="preserve">✗ </w:t>
+            </w:r>
+            <w:r>
+              <w:rPr>
+                <w:rFonts w:hint="eastAsia"/>
+              </w:rPr>
+              <w:t xml:space="preserve">(XML代码生成)</w:t>
+            </w:r>
+          </w:p>
+        </w:tc>
+        <w:tc>
+          <w:tcPr/>
+          <w:p>
+            <w:pPr>
+              <w:pStyle w:val="Compact"/>
+            </w:pPr>
+            <w:r>
+              <w:t xml:space="preserve">✗</w:t>
+            </w:r>
+          </w:p>
+        </w:tc>
+        <w:tc>
+          <w:tcPr/>
+          <w:p>
+            <w:pPr>
+              <w:pStyle w:val="Compact"/>
+            </w:pPr>
+            <w:r>
+              <w:t xml:space="preserve">✓ </w:t>
+            </w:r>
+            <w:r>
+              <w:rPr>
+                <w:rFonts w:hint="eastAsia"/>
+              </w:rPr>
+              <w:t xml:space="preserve">(模板元编程)</w:t>
+            </w:r>
+          </w:p>
+        </w:tc>
+      </w:tr>
+      <w:tr>
+        <w:tc>
+          <w:tcPr/>
+          <w:p>
+            <w:pPr>
+              <w:pStyle w:val="Compact"/>
+            </w:pPr>
+            <w:r>
+              <w:rPr>
+                <w:rFonts w:hint="eastAsia"/>
+              </w:rPr>
+              <w:t xml:space="preserve">手写SQL</w:t>
+            </w:r>
+          </w:p>
+        </w:tc>
+        <w:tc>
+          <w:tcPr/>
+          <w:p>
+            <w:pPr>
+              <w:pStyle w:val="Compact"/>
+            </w:pPr>
+            <w:r>
+              <w:t xml:space="preserve">✓ </w:t>
+            </w:r>
+            <w:r>
+              <w:rPr>
+                <w:rFonts w:hint="eastAsia"/>
+              </w:rPr>
+              <w:t xml:space="preserve">(编译期校验)</w:t>
+            </w:r>
+          </w:p>
+        </w:tc>
+        <w:tc>
+          <w:tcPr/>
+          <w:p>
+            <w:pPr>
+              <w:pStyle w:val="Compact"/>
+            </w:pPr>
+            <w:r>
+              <w:t xml:space="preserve">✗ </w:t>
+            </w:r>
+            <w:r>
+              <w:rPr>
+                <w:rFonts w:hint="eastAsia"/>
+              </w:rPr>
+              <w:t xml:space="preserve">(代码生成)</w:t>
+            </w:r>
+          </w:p>
+        </w:tc>
+        <w:tc>
+          <w:tcPr/>
+          <w:p>
+            <w:pPr>
+              <w:pStyle w:val="Compact"/>
+            </w:pPr>
+            <w:r>
+              <w:t xml:space="preserve">✓ </w:t>
+            </w:r>
+            <w:r>
+              <w:rPr>
+                <w:rFonts w:hint="eastAsia"/>
+              </w:rPr>
+              <w:t xml:space="preserve">(运行时SQL)</w:t>
+            </w:r>
+          </w:p>
+        </w:tc>
+        <w:tc>
+          <w:tcPr/>
+          <w:p>
+            <w:pPr>
+              <w:pStyle w:val="Compact"/>
+            </w:pPr>
+            <w:r>
+              <w:t xml:space="preserve">✗ </w:t>
+            </w:r>
+            <w:r>
+              <w:rPr>
+                <w:rFonts w:hint="eastAsia"/>
+              </w:rPr>
+              <w:t xml:space="preserve">(DSL封装)</w:t>
+            </w:r>
+          </w:p>
+        </w:tc>
+      </w:tr>
+      <w:tr>
+        <w:tc>
+          <w:tcPr/>
+          <w:p>
+            <w:pPr>
+              <w:pStyle w:val="Compact"/>
+            </w:pPr>
+            <w:r>
+              <w:rPr>
+                <w:rFonts w:hint="eastAsia"/>
+              </w:rPr>
+              <w:t xml:space="preserve">连接池</w:t>
+            </w:r>
+          </w:p>
+        </w:tc>
+        <w:tc>
+          <w:tcPr/>
+          <w:p>
+            <w:pPr>
+              <w:pStyle w:val="Compact"/>
+            </w:pPr>
+            <w:r>
+              <w:t xml:space="preserve">✓</w:t>
+            </w:r>
+          </w:p>
+        </w:tc>
+        <w:tc>
+          <w:tcPr/>
+          <w:p>
+            <w:pPr>
+              <w:pStyle w:val="Compact"/>
+            </w:pPr>
+            <w:r>
+              <w:t xml:space="preserve">✗</w:t>
+            </w:r>
+          </w:p>
+        </w:tc>
+        <w:tc>
+          <w:tcPr/>
+          <w:p>
+            <w:pPr>
+              <w:pStyle w:val="Compact"/>
+            </w:pPr>
+            <w:r>
+              <w:t xml:space="preserve">✓ </w:t>
+            </w:r>
+            <w:r>
+              <w:rPr>
+                <w:rFonts w:hint="eastAsia"/>
+              </w:rPr>
+              <w:t xml:space="preserve">(第三方)</w:t>
+            </w:r>
+          </w:p>
+        </w:tc>
+        <w:tc>
+          <w:tcPr/>
+          <w:p>
+            <w:pPr>
+              <w:pStyle w:val="Compact"/>
+            </w:pPr>
+            <w:r>
+              <w:t xml:space="preserve">✗</w:t>
+            </w:r>
+          </w:p>
+        </w:tc>
+      </w:tr>
+      <w:tr>
+        <w:tc>
+          <w:tcPr/>
+          <w:p>
+            <w:pPr>
+              <w:pStyle w:val="Compact"/>
+            </w:pPr>
+            <w:r>
+              <w:rPr>
+                <w:rFonts w:hint="eastAsia"/>
+              </w:rPr>
+              <w:t xml:space="preserve">语句缓存</w:t>
+            </w:r>
+          </w:p>
+        </w:tc>
+        <w:tc>
+          <w:tcPr/>
+          <w:p>
+            <w:pPr>
+              <w:pStyle w:val="Compact"/>
+            </w:pPr>
+            <w:r>
+              <w:t xml:space="preserve">✓</w:t>
+            </w:r>
+          </w:p>
+        </w:tc>
+        <w:tc>
+          <w:tcPr/>
+          <w:p>
+            <w:pPr>
+              <w:pStyle w:val="Compact"/>
+            </w:pPr>
+            <w:r>
+              <w:t xml:space="preserve">✗</w:t>
+            </w:r>
+          </w:p>
+        </w:tc>
+        <w:tc>
+          <w:tcPr/>
+          <w:p>
+            <w:pPr>
+              <w:pStyle w:val="Compact"/>
+            </w:pPr>
+            <w:r>
+              <w:t xml:space="preserve">✗</w:t>
+            </w:r>
+          </w:p>
+        </w:tc>
+        <w:tc>
+          <w:tcPr/>
+          <w:p>
+            <w:pPr>
+              <w:pStyle w:val="Compact"/>
+            </w:pPr>
+            <w:r>
+              <w:t xml:space="preserve">✗</w:t>
+            </w:r>
+          </w:p>
+        </w:tc>
+      </w:tr>
+      <w:tr>
+        <w:tc>
+          <w:tcPr/>
+          <w:p>
+            <w:pPr>
+              <w:pStyle w:val="Compact"/>
+            </w:pPr>
+            <w:r>
+              <w:rPr>
+                <w:rFonts w:hint="eastAsia"/>
+              </w:rPr>
+              <w:t xml:space="preserve">事务上下文传播</w:t>
+            </w:r>
+          </w:p>
+        </w:tc>
+        <w:tc>
+          <w:tcPr/>
+          <w:p>
+            <w:pPr>
+              <w:pStyle w:val="Compact"/>
+            </w:pPr>
+            <w:r>
+              <w:t xml:space="preserve">✓ </w:t>
+            </w:r>
+            <w:r>
+              <w:rPr>
+                <w:rFonts w:hint="eastAsia"/>
+              </w:rPr>
+              <w:t xml:space="preserve">(嵌套+读写模式)</w:t>
+            </w:r>
+          </w:p>
+        </w:tc>
+        <w:tc>
+          <w:tcPr/>
+          <w:p>
+            <w:pPr>
+              <w:pStyle w:val="Compact"/>
+            </w:pPr>
+            <w:r>
+              <w:t xml:space="preserve">✓</w:t>
+            </w:r>
+          </w:p>
+        </w:tc>
+        <w:tc>
+          <w:tcPr/>
+          <w:p>
+            <w:pPr>
+              <w:pStyle w:val="Compact"/>
+            </w:pPr>
+            <w:r>
+              <w:t xml:space="preserve">✓</w:t>
+            </w:r>
+          </w:p>
+        </w:tc>
+        <w:tc>
+          <w:tcPr/>
+          <w:p>
+            <w:pPr>
+              <w:pStyle w:val="Compact"/>
+            </w:pPr>
+            <w:r>
+              <w:t xml:space="preserve">✗</w:t>
+            </w:r>
+          </w:p>
+        </w:tc>
+      </w:tr>
+      <w:tr>
+        <w:tc>
+          <w:tcPr/>
+          <w:p>
+            <w:pPr>
+              <w:pStyle w:val="Compact"/>
+            </w:pPr>
+            <w:r>
+              <w:rPr>
+                <w:rFonts w:hint="eastAsia"/>
+              </w:rPr>
+              <w:t xml:space="preserve">结果映射安全性</w:t>
+            </w:r>
+          </w:p>
+        </w:tc>
+        <w:tc>
+          <w:tcPr/>
+          <w:p>
+            <w:pPr>
+              <w:pStyle w:val="Compact"/>
+            </w:pPr>
+            <w:r>
+              <w:rPr>
+                <w:rFonts w:hint="eastAsia"/>
+              </w:rPr>
+              <w:t xml:space="preserve">编译期类型推导</w:t>
+            </w:r>
+          </w:p>
+        </w:tc>
+        <w:tc>
+          <w:tcPr/>
+          <w:p>
+            <w:pPr>
+              <w:pStyle w:val="Compact"/>
+            </w:pPr>
+            <w:r>
+              <w:rPr>
+                <w:rFonts w:hint="eastAsia"/>
+              </w:rPr>
+              <w:t xml:space="preserve">编译期代码生成</w:t>
+            </w:r>
+          </w:p>
+        </w:tc>
+        <w:tc>
+          <w:tcPr/>
+          <w:p>
+            <w:pPr>
+              <w:pStyle w:val="Compact"/>
+            </w:pPr>
+            <w:r>
+              <w:rPr>
+                <w:rFonts w:hint="eastAsia"/>
+              </w:rPr>
+              <w:t xml:space="preserve">运行时动态绑定</w:t>
+            </w:r>
+          </w:p>
+        </w:tc>
+        <w:tc>
+          <w:tcPr/>
+          <w:p>
+            <w:pPr>
+              <w:pStyle w:val="Compact"/>
+            </w:pPr>
+            <w:r>
+              <w:rPr>
+                <w:rFonts w:hint="eastAsia"/>
+              </w:rPr>
+              <w:t xml:space="preserve">编译期类型推导</w:t>
+            </w:r>
+          </w:p>
+        </w:tc>
+      </w:tr>
+      <w:tr>
+        <w:tc>
+          <w:tcPr/>
+          <w:p>
+            <w:pPr>
+              <w:pStyle w:val="Compact"/>
+            </w:pPr>
+            <w:r>
+              <w:rPr>
+                <w:rFonts w:hint="eastAsia"/>
+              </w:rPr>
+              <w:t xml:space="preserve">宏/外部工具依赖</w:t>
+            </w:r>
+          </w:p>
+        </w:tc>
+        <w:tc>
+          <w:tcPr/>
+          <w:p>
+            <w:pPr>
+              <w:pStyle w:val="Compact"/>
+            </w:pPr>
+            <w:r>
+              <w:rPr>
+                <w:rFonts w:hint="eastAsia"/>
+              </w:rPr>
+              <w:t xml:space="preserve">无</w:t>
+            </w:r>
+          </w:p>
+        </w:tc>
+        <w:tc>
+          <w:tcPr/>
+          <w:p>
+            <w:pPr>
+              <w:pStyle w:val="Compact"/>
+            </w:pPr>
+            <w:r>
+              <w:rPr>
+                <w:rFonts w:hint="eastAsia"/>
+              </w:rPr>
+              <w:t xml:space="preserve">ODB编译器(必须)</w:t>
+            </w:r>
+          </w:p>
+        </w:tc>
+        <w:tc>
+          <w:tcPr/>
+          <w:p>
+            <w:pPr>
+              <w:pStyle w:val="Compact"/>
+            </w:pPr>
+            <w:r>
+              <w:rPr>
+                <w:rFonts w:hint="eastAsia"/>
+              </w:rPr>
+              <w:t xml:space="preserve">无</w:t>
+            </w:r>
+          </w:p>
+        </w:tc>
+        <w:tc>
+          <w:tcPr/>
+          <w:p>
+            <w:pPr>
+              <w:pStyle w:val="Compact"/>
+            </w:pPr>
+            <w:r>
+              <w:rPr>
+                <w:rFonts w:hint="eastAsia"/>
+              </w:rPr>
+              <w:t xml:space="preserve">无</w:t>
+            </w:r>
+          </w:p>
+        </w:tc>
+      </w:tr>
+      <w:tr>
+        <w:tc>
+          <w:tcPr/>
+          <w:p>
+            <w:pPr>
+              <w:pStyle w:val="Compact"/>
+            </w:pPr>
+            <w:r>
+              <w:rPr>
+                <w:rFonts w:hint="eastAsia"/>
+              </w:rPr>
+              <w:t xml:space="preserve">SQL灵活性</w:t>
+            </w:r>
+          </w:p>
+        </w:tc>
+        <w:tc>
+          <w:tcPr/>
+          <w:p>
+            <w:pPr>
+              <w:pStyle w:val="Compact"/>
+            </w:pPr>
+            <w:r>
+              <w:rPr>
+                <w:rFonts w:hint="eastAsia"/>
+              </w:rPr>
+              <w:t xml:space="preserve">最高（完整SQL）</w:t>
+            </w:r>
+          </w:p>
+        </w:tc>
+        <w:tc>
+          <w:tcPr/>
+          <w:p>
+            <w:pPr>
+              <w:pStyle w:val="Compact"/>
+            </w:pPr>
+            <w:r>
+              <w:rPr>
+                <w:rFonts w:hint="eastAsia"/>
+              </w:rPr>
+              <w:t xml:space="preserve">中（代码生成限制）</w:t>
+            </w:r>
+          </w:p>
+        </w:tc>
+        <w:tc>
+          <w:tcPr/>
+          <w:p>
+            <w:pPr>
+              <w:pStyle w:val="Compact"/>
+            </w:pPr>
+            <w:r>
+              <w:rPr>
+                <w:rFonts w:hint="eastAsia"/>
+              </w:rPr>
+              <w:t xml:space="preserve">高（运行时SQL）</w:t>
+            </w:r>
+          </w:p>
+        </w:tc>
+        <w:tc>
+          <w:tcPr/>
+          <w:p>
+            <w:pPr>
+              <w:pStyle w:val="Compact"/>
+            </w:pPr>
+            <w:r>
+              <w:rPr>
+                <w:rFonts w:hint="eastAsia"/>
+              </w:rPr>
+              <w:t xml:space="preserve">低（DSL封装限制）</w:t>
+            </w:r>
+          </w:p>
+        </w:tc>
+      </w:tr>
+    </w:tbl>
+    <w:p>
+      <w:pPr>
+        <w:pStyle w:val="BodyText"/>
+      </w:pPr>
+      <w:r>
+        <w:rPr>
+          <w:rFonts w:hint="eastAsia"/>
+          <w:b/>
+          <w:bCs/>
+        </w:rPr>
+        <w:t xml:space="preserve">性能开销对比</w:t>
+      </w:r>
+    </w:p>
+    <w:p>
+      <w:pPr>
+        <w:pStyle w:val="BodyText"/>
+      </w:pPr>
+      <w:r>
+        <w:rPr>
+          <w:rFonts w:hint="eastAsia"/>
+        </w:rPr>
+        <w:t xml:space="preserve">以下数据均为各方案在SQLite3后端、Apple</w:t>
+      </w:r>
+      <w:r>
+        <w:t xml:space="preserve"> </w:t>
+      </w:r>
+      <w:r>
+        <w:rPr>
+          <w:rFonts w:hint="eastAsia"/>
+        </w:rPr>
+        <w:t xml:space="preserve">Silicon平台、相同数据量（1,000条）下实测的ORM开销百分比：</w:t>
+      </w:r>
+    </w:p>
+    <w:tbl>
+      <w:tblPr>
+        <w:tblStyle w:val="Table"/>
+        <w:tblW w:type="auto" w:w="0"/>
+        <w:tblLook w:firstRow="1" w:lastRow="0" w:firstColumn="0" w:lastColumn="0" w:noHBand="0" w:noVBand="0" w:val="0020"/>
+      </w:tblPr>
+      <w:tblGrid>
+        <w:gridCol w:w="1584"/>
+        <w:gridCol w:w="1584"/>
+        <w:gridCol w:w="1584"/>
+        <w:gridCol w:w="1584"/>
+        <w:gridCol w:w="1584"/>
+      </w:tblGrid>
+      <w:tr>
+        <w:trPr>
+          <w:tblHeader w:val="on"/>
+        </w:trPr>
+        <w:tc>
+          <w:tcPr/>
+          <w:p>
+            <w:pPr>
+              <w:pStyle w:val="Compact"/>
+            </w:pPr>
+            <w:r>
+              <w:rPr>
+                <w:rFonts w:hint="eastAsia"/>
+              </w:rPr>
+              <w:t xml:space="preserve">操作</w:t>
+            </w:r>
+          </w:p>
+        </w:tc>
+        <w:tc>
+          <w:tcPr/>
+          <w:p>
+            <w:pPr>
+              <w:pStyle w:val="Compact"/>
+            </w:pPr>
+            <w:r>
+              <w:t xml:space="preserve">ESS-ORM</w:t>
+            </w:r>
+          </w:p>
+        </w:tc>
+        <w:tc>
+          <w:tcPr/>
+          <w:p>
+            <w:pPr>
+              <w:pStyle w:val="Compact"/>
+            </w:pPr>
+            <w:r>
+              <w:t xml:space="preserve">ODB</w:t>
+            </w:r>
+          </w:p>
+        </w:tc>
+        <w:tc>
+          <w:tcPr/>
+          <w:p>
+            <w:pPr>
+              <w:pStyle w:val="Compact"/>
+            </w:pPr>
+            <w:r>
+              <w:t xml:space="preserve">SOCI</w:t>
+            </w:r>
+          </w:p>
+        </w:tc>
+        <w:tc>
+          <w:tcPr/>
+          <w:p>
+            <w:pPr>
+              <w:pStyle w:val="Compact"/>
+            </w:pPr>
+            <w:r>
+              <w:t xml:space="preserve">sqlpp11</w:t>
+            </w:r>
+          </w:p>
+        </w:tc>
+      </w:tr>
+      <w:tr>
+        <w:tc>
+          <w:tcPr/>
+          <w:p>
+            <w:pPr>
+              <w:pStyle w:val="Compact"/>
+            </w:pPr>
+            <w:r>
+              <w:t xml:space="preserve">INSERT</w:t>
+            </w:r>
+          </w:p>
+        </w:tc>
+        <w:tc>
+          <w:tcPr/>
+          <w:p>
+            <w:pPr>
+              <w:pStyle w:val="Compact"/>
+            </w:pPr>
+            <w:r>
+              <w:t xml:space="preserve">47.3%</w:t>
+            </w:r>
+          </w:p>
+        </w:tc>
+        <w:tc>
+          <w:tcPr/>
+          <w:p>
+            <w:pPr>
+              <w:pStyle w:val="Compact"/>
+            </w:pPr>
+            <w:r>
+              <w:rPr>
+                <w:rFonts w:hint="eastAsia"/>
+              </w:rPr>
+              <w:t xml:space="preserve">待实测</w:t>
+            </w:r>
+          </w:p>
+        </w:tc>
+        <w:tc>
+          <w:tcPr/>
+          <w:p>
+            <w:pPr>
+              <w:pStyle w:val="Compact"/>
+            </w:pPr>
+            <w:r>
+              <w:rPr>
+                <w:rFonts w:hint="eastAsia"/>
+              </w:rPr>
+              <w:t xml:space="preserve">待实测</w:t>
+            </w:r>
+          </w:p>
+        </w:tc>
+        <w:tc>
+          <w:tcPr/>
+          <w:p>
+            <w:pPr>
+              <w:pStyle w:val="Compact"/>
+            </w:pPr>
+            <w:r>
+              <w:rPr>
+                <w:rFonts w:hint="eastAsia"/>
+              </w:rPr>
+              <w:t xml:space="preserve">待实测</w:t>
+            </w:r>
+          </w:p>
+        </w:tc>
+      </w:tr>
+      <w:tr>
+        <w:tc>
+          <w:tcPr/>
+          <w:p>
+            <w:pPr>
+              <w:pStyle w:val="Compact"/>
+            </w:pPr>
+            <w:r>
+              <w:t xml:space="preserve">SELECT</w:t>
+            </w:r>
+          </w:p>
+        </w:tc>
+        <w:tc>
+          <w:tcPr/>
+          <w:p>
+            <w:pPr>
+              <w:pStyle w:val="Compact"/>
+            </w:pPr>
+            <w:r>
+              <w:t xml:space="preserve">25.7%</w:t>
+            </w:r>
+          </w:p>
+        </w:tc>
+        <w:tc>
+          <w:tcPr/>
+          <w:p>
+            <w:pPr>
+              <w:pStyle w:val="Compact"/>
+            </w:pPr>
+            <w:r>
+              <w:rPr>
+                <w:rFonts w:hint="eastAsia"/>
+              </w:rPr>
+              <w:t xml:space="preserve">待实测</w:t>
+            </w:r>
+          </w:p>
+        </w:tc>
+        <w:tc>
+          <w:tcPr/>
+          <w:p>
+            <w:pPr>
+              <w:pStyle w:val="Compact"/>
+            </w:pPr>
+            <w:r>
+              <w:rPr>
+                <w:rFonts w:hint="eastAsia"/>
+              </w:rPr>
+              <w:t xml:space="preserve">待实测</w:t>
+            </w:r>
+          </w:p>
+        </w:tc>
+        <w:tc>
+          <w:tcPr/>
+          <w:p>
+            <w:pPr>
+              <w:pStyle w:val="Compact"/>
+            </w:pPr>
+            <w:r>
+              <w:rPr>
+                <w:rFonts w:hint="eastAsia"/>
+              </w:rPr>
+              <w:t xml:space="preserve">待实测</w:t>
+            </w:r>
+          </w:p>
+        </w:tc>
+      </w:tr>
+      <w:tr>
+        <w:tc>
+          <w:tcPr/>
+          <w:p>
+            <w:pPr>
+              <w:pStyle w:val="Compact"/>
+            </w:pPr>
+            <w:r>
+              <w:t xml:space="preserve">UPDATE</w:t>
+            </w:r>
+          </w:p>
+        </w:tc>
+        <w:tc>
+          <w:tcPr/>
+          <w:p>
+            <w:pPr>
+              <w:pStyle w:val="Compact"/>
+            </w:pPr>
+            <w:r>
+              <w:t xml:space="preserve">47.5%</w:t>
+            </w:r>
+          </w:p>
+        </w:tc>
+        <w:tc>
+          <w:tcPr/>
+          <w:p>
+            <w:pPr>
+              <w:pStyle w:val="Compact"/>
+            </w:pPr>
+            <w:r>
+              <w:rPr>
+                <w:rFonts w:hint="eastAsia"/>
+              </w:rPr>
+              <w:t xml:space="preserve">待实测</w:t>
+            </w:r>
+          </w:p>
+        </w:tc>
+        <w:tc>
+          <w:tcPr/>
+          <w:p>
+            <w:pPr>
+              <w:pStyle w:val="Compact"/>
+            </w:pPr>
+            <w:r>
+              <w:rPr>
+                <w:rFonts w:hint="eastAsia"/>
+              </w:rPr>
+              <w:t xml:space="preserve">待实测</w:t>
+            </w:r>
+          </w:p>
+        </w:tc>
+        <w:tc>
+          <w:tcPr/>
+          <w:p>
+            <w:pPr>
+              <w:pStyle w:val="Compact"/>
+            </w:pPr>
+            <w:r>
+              <w:rPr>
+                <w:rFonts w:hint="eastAsia"/>
+              </w:rPr>
+              <w:t xml:space="preserve">待实测</w:t>
+            </w:r>
+          </w:p>
+        </w:tc>
+      </w:tr>
+      <w:tr>
+        <w:tc>
+          <w:tcPr/>
+          <w:p>
+            <w:pPr>
+              <w:pStyle w:val="Compact"/>
+            </w:pPr>
+            <w:r>
+              <w:t xml:space="preserve">DELETE</w:t>
+            </w:r>
+          </w:p>
+        </w:tc>
+        <w:tc>
+          <w:tcPr/>
+          <w:p>
+            <w:pPr>
+              <w:pStyle w:val="Compact"/>
+            </w:pPr>
+            <w:r>
+              <w:t xml:space="preserve">8.6%</w:t>
+            </w:r>
+          </w:p>
+        </w:tc>
+        <w:tc>
+          <w:tcPr/>
+          <w:p>
+            <w:pPr>
+              <w:pStyle w:val="Compact"/>
+            </w:pPr>
+            <w:r>
+              <w:rPr>
+                <w:rFonts w:hint="eastAsia"/>
+              </w:rPr>
+              <w:t xml:space="preserve">待实测</w:t>
+            </w:r>
+          </w:p>
+        </w:tc>
+        <w:tc>
+          <w:tcPr/>
+          <w:p>
+            <w:pPr>
+              <w:pStyle w:val="Compact"/>
+            </w:pPr>
+            <w:r>
+              <w:rPr>
+                <w:rFonts w:hint="eastAsia"/>
+              </w:rPr>
+              <w:t xml:space="preserve">待实测</w:t>
+            </w:r>
+          </w:p>
+        </w:tc>
+        <w:tc>
+          <w:tcPr/>
+          <w:p>
+            <w:pPr>
+              <w:pStyle w:val="Compact"/>
+            </w:pPr>
+            <w:r>
+              <w:rPr>
+                <w:rFonts w:hint="eastAsia"/>
+              </w:rPr>
+              <w:t xml:space="preserve">待实测</w:t>
+            </w:r>
+          </w:p>
+        </w:tc>
+      </w:tr>
+    </w:tbl>
+    <w:p>
+      <w:pPr>
+        <w:pStyle w:val="BodyText"/>
+      </w:pPr>
+      <w:r>
+        <w:rPr>
+          <w:rFonts w:hint="eastAsia"/>
+        </w:rPr>
+        <w:t xml:space="preserve">从架构对比可见：</w:t>
+      </w:r>
+    </w:p>
+    <w:p>
+      <w:pPr>
+        <w:pStyle w:val="Compact"/>
+        <w:numPr>
+          <w:ilvl w:val="0"/>
+          <w:numId w:val="1002"/>
+        </w:numPr>
+      </w:pPr>
+      <w:r>
+        <w:rPr>
+          <w:b/>
+          <w:bCs/>
+        </w:rPr>
+        <w:t xml:space="preserve">ODB</w:t>
+      </w:r>
+      <w:r>
+        <w:t xml:space="preserve"> </w:t>
+      </w:r>
+      <w:r>
+        <w:rPr>
+          <w:rFonts w:hint="eastAsia"/>
+        </w:rPr>
+        <w:t xml:space="preserve">依赖外部代码生成器，ORM开销理论上最低（生成的是原生代码），但构建流程复杂，SQL灵活度受限于生成器支持。</w:t>
+      </w:r>
+    </w:p>
+    <w:p>
+      <w:pPr>
+        <w:pStyle w:val="Compact"/>
+        <w:numPr>
+          <w:ilvl w:val="0"/>
+          <w:numId w:val="1002"/>
+        </w:numPr>
+      </w:pPr>
+      <w:r>
+        <w:rPr>
+          <w:b/>
+          <w:bCs/>
+        </w:rPr>
+        <w:t xml:space="preserve">SOCI</w:t>
+      </w:r>
+      <w:r>
+        <w:t xml:space="preserve"> </w:t>
+      </w:r>
+      <w:r>
+        <w:rPr>
+          <w:rFonts w:hint="eastAsia"/>
+        </w:rPr>
+        <w:t xml:space="preserve">采用运行时多态，SQL最为灵活（任意字符串），但开销最高（虚函数分发</w:t>
+      </w:r>
+      <w:r>
+        <w:t xml:space="preserve"> + </w:t>
+      </w:r>
+      <w:r>
+        <w:rPr>
+          <w:rFonts w:hint="eastAsia"/>
+        </w:rPr>
+        <w:t xml:space="preserve">运行时类型推导），且无编译期安全保障。</w:t>
+      </w:r>
+    </w:p>
+    <w:p>
+      <w:pPr>
+        <w:pStyle w:val="Compact"/>
+        <w:numPr>
+          <w:ilvl w:val="0"/>
+          <w:numId w:val="1002"/>
+        </w:numPr>
+      </w:pPr>
+      <w:r>
+        <w:rPr>
+          <w:b/>
+          <w:bCs/>
+        </w:rPr>
+        <w:t xml:space="preserve">sqlpp11</w:t>
+      </w:r>
+      <w:r>
+        <w:t xml:space="preserve"> </w:t>
+      </w:r>
+      <w:r>
+        <w:rPr>
+          <w:rFonts w:hint="eastAsia"/>
+        </w:rPr>
+        <w:t xml:space="preserve">是ESS-ORM最相似的竞品，同样采用编译期元编程，但以C++表达式模拟SQL（如</w:t>
+      </w:r>
+      <w:r>
+        <w:t xml:space="preserve"> </w:t>
+      </w:r>
+      <w:r>
+        <w:rPr>
+          <w:rStyle w:val="VerbatimChar"/>
+        </w:rPr>
+        <w:t xml:space="preserve">select(all_of(goods)).from(goods)</w:t>
+      </w:r>
+      <w:r>
+        <w:rPr>
+          <w:rFonts w:hint="eastAsia"/>
+        </w:rPr>
+        <w:t xml:space="preserve">），而非直接书写SQL字符串，在大数据量复杂查询时受限于DSL表达能力。</w:t>
+      </w:r>
+    </w:p>
+    <w:p>
+      <w:pPr>
+        <w:pStyle w:val="Compact"/>
+        <w:numPr>
+          <w:ilvl w:val="0"/>
+          <w:numId w:val="1002"/>
+        </w:numPr>
+      </w:pPr>
+      <w:r>
+        <w:rPr>
+          <w:b/>
+          <w:bCs/>
+        </w:rPr>
+        <w:t xml:space="preserve">ESS-ORM</w:t>
+      </w:r>
+      <w:r>
+        <w:t xml:space="preserve"> </w:t>
+      </w:r>
+      <w:r>
+        <w:rPr>
+          <w:rFonts w:hint="eastAsia"/>
+        </w:rPr>
+        <w:t xml:space="preserve">在提供完整SQL表达能力（编译期校验的原始SQL</w:t>
+      </w:r>
+      <w:r>
+        <w:t xml:space="preserve"> + </w:t>
+      </w:r>
+      <w:r>
+        <w:rPr>
+          <w:rFonts w:hint="eastAsia"/>
+        </w:rPr>
+        <w:t xml:space="preserve">参数化查询）的同时，额外集成了连接池、语句缓存和事务上下文传播等运行时基础设施，是编译期安全性与运行时便利性的结合。</w:t>
+      </w:r>
+    </w:p>
+    <w:p>
+      <w:pPr>
+        <w:pStyle w:val="FirstParagraph"/>
+      </w:pPr>
+      <w:r>
+        <w:rPr>
+          <w:rFonts w:hint="eastAsia"/>
+        </w:rPr>
+        <w:t xml:space="preserve">其他方案的定量性能数据暂缺，计划作为未来工作在同一测试环境下补全。</w:t>
+      </w:r>
+    </w:p>
+    <w:bookmarkEnd w:id="26"/>
     <w:sectPr>
       <w:footnotePr>
         <w:numRestart w:val="eachSect"/>
@@ -3801,8 +5353,229 @@
       </w:pPr>
     </w:lvl>
   </w:abstractNum>
+  <w:abstractNum w:abstractNumId="99411">
+    <w:nsid w:val="00A99411"/>
+    <w:multiLevelType w:val="multilevel"/>
+    <w:lvl w:ilvl="0">
+      <w:start w:val="1"/>
+      <w:numFmt w:val="decimal"/>
+      <w:lvlText w:val="%1."/>
+      <w:lvlJc w:val="left"/>
+      <w:pPr>
+        <w:ind w:left="720" w:hanging="360"/>
+      </w:pPr>
+    </w:lvl>
+    <w:lvl w:ilvl="1">
+      <w:start w:val="1"/>
+      <w:numFmt w:val="decimal"/>
+      <w:lvlText w:val="%2."/>
+      <w:lvlJc w:val="left"/>
+      <w:pPr>
+        <w:ind w:left="1440" w:hanging="360"/>
+      </w:pPr>
+    </w:lvl>
+    <w:lvl w:ilvl="2">
+      <w:start w:val="1"/>
+      <w:numFmt w:val="decimal"/>
+      <w:lvlText w:val="%3."/>
+      <w:lvlJc w:val="left"/>
+      <w:pPr>
+        <w:ind w:left="2160" w:hanging="360"/>
+      </w:pPr>
+    </w:lvl>
+    <w:lvl w:ilvl="3">
+      <w:start w:val="1"/>
+      <w:numFmt w:val="decimal"/>
+      <w:lvlText w:val="%4."/>
+      <w:lvlJc w:val="left"/>
+      <w:pPr>
+        <w:ind w:left="2880" w:hanging="360"/>
+      </w:pPr>
+    </w:lvl>
+    <w:lvl w:ilvl="4">
+      <w:start w:val="1"/>
+      <w:numFmt w:val="decimal"/>
+      <w:lvlText w:val="%5."/>
+      <w:lvlJc w:val="left"/>
+      <w:pPr>
+        <w:ind w:left="3600" w:hanging="360"/>
+      </w:pPr>
+    </w:lvl>
+    <w:lvl w:ilvl="5">
+      <w:start w:val="1"/>
+      <w:numFmt w:val="decimal"/>
+      <w:lvlText w:val="%6."/>
+      <w:lvlJc w:val="left"/>
+      <w:pPr>
+        <w:ind w:left="4320" w:hanging="360"/>
+      </w:pPr>
+    </w:lvl>
+    <w:lvl w:ilvl="6">
+      <w:start w:val="1"/>
+      <w:numFmt w:val="decimal"/>
+      <w:lvlText w:val="%7."/>
+      <w:lvlJc w:val="left"/>
+      <w:pPr>
+        <w:ind w:left="5040" w:hanging="360"/>
+      </w:pPr>
+    </w:lvl>
+    <w:lvl w:ilvl="7">
+      <w:start w:val="1"/>
+      <w:numFmt w:val="decimal"/>
+      <w:lvlText w:val="%8."/>
+      <w:lvlJc w:val="left"/>
+      <w:pPr>
+        <w:ind w:left="5760" w:hanging="360"/>
+      </w:pPr>
+    </w:lvl>
+    <w:lvl w:ilvl="8">
+      <w:start w:val="1"/>
+      <w:numFmt w:val="decimal"/>
+      <w:lvlText w:val="%9."/>
+      <w:lvlJc w:val="left"/>
+      <w:pPr>
+        <w:ind w:left="6480" w:hanging="360"/>
+      </w:pPr>
+    </w:lvl>
+  </w:abstractNum>
+  <w:abstractNum w:abstractNumId="991">
+    <w:nsid w:val="0000A991"/>
+    <w:multiLevelType w:val="multilevel"/>
+    <w:lvl w:ilvl="0">
+      <w:numFmt w:val="bullet"/>
+      <w:lvlText w:val=""/>
+      <w:lvlJc w:val="left"/>
+      <w:pPr>
+        <w:ind w:left="720" w:hanging="360"/>
+      </w:pPr>
+      <w:rPr>
+        <w:rFonts w:ascii="Symbol" w:hAnsi="Symbol" w:cs="Symbol" w:hint="default"/>
+      </w:rPr>
+    </w:lvl>
+    <w:lvl w:ilvl="1">
+      <w:numFmt w:val="bullet"/>
+      <w:lvlText w:val="o"/>
+      <w:lvlJc w:val="left"/>
+      <w:pPr>
+        <w:ind w:left="1440" w:hanging="360"/>
+      </w:pPr>
+      <w:rPr>
+        <w:rFonts w:ascii="Courier New" w:hAnsi="Courier New" w:cs="Courier New" w:hint="default"/>
+      </w:rPr>
+    </w:lvl>
+    <w:lvl w:ilvl="2">
+      <w:numFmt w:val="bullet"/>
+      <w:lvlText w:val=""/>
+      <w:lvlJc w:val="left"/>
+      <w:pPr>
+        <w:ind w:left="2160" w:hanging="360"/>
+      </w:pPr>
+      <w:rPr>
+        <w:rFonts w:ascii="Wingdings" w:hAnsi="Wingdings" w:cs="Wingdings" w:hint="default"/>
+      </w:rPr>
+    </w:lvl>
+    <w:lvl w:ilvl="3">
+      <w:numFmt w:val="bullet"/>
+      <w:lvlText w:val=""/>
+      <w:lvlJc w:val="left"/>
+      <w:pPr>
+        <w:ind w:left="2880" w:hanging="360"/>
+      </w:pPr>
+      <w:rPr>
+        <w:rFonts w:ascii="Symbol" w:hAnsi="Symbol" w:cs="Symbol" w:hint="default"/>
+      </w:rPr>
+    </w:lvl>
+    <w:lvl w:ilvl="4">
+      <w:numFmt w:val="bullet"/>
+      <w:lvlText w:val="o"/>
+      <w:lvlJc w:val="left"/>
+      <w:pPr>
+        <w:ind w:left="3600" w:hanging="360"/>
+      </w:pPr>
+      <w:rPr>
+        <w:rFonts w:ascii="Courier New" w:hAnsi="Courier New" w:cs="Courier New" w:hint="default"/>
+      </w:rPr>
+    </w:lvl>
+    <w:lvl w:ilvl="5">
+      <w:numFmt w:val="bullet"/>
+      <w:lvlText w:val=""/>
+      <w:lvlJc w:val="left"/>
+      <w:pPr>
+        <w:ind w:left="4320" w:hanging="360"/>
+      </w:pPr>
+      <w:rPr>
+        <w:rFonts w:ascii="Wingdings" w:hAnsi="Wingdings" w:cs="Wingdings" w:hint="default"/>
+      </w:rPr>
+    </w:lvl>
+    <w:lvl w:ilvl="6">
+      <w:numFmt w:val="bullet"/>
+      <w:lvlText w:val=""/>
+      <w:lvlJc w:val="left"/>
+      <w:pPr>
+        <w:ind w:left="5040" w:hanging="360"/>
+      </w:pPr>
+      <w:rPr>
+        <w:rFonts w:ascii="Symbol" w:hAnsi="Symbol" w:cs="Symbol" w:hint="default"/>
+      </w:rPr>
+    </w:lvl>
+    <w:lvl w:ilvl="7">
+      <w:numFmt w:val="bullet"/>
+      <w:lvlText w:val="o"/>
+      <w:lvlJc w:val="left"/>
+      <w:pPr>
+        <w:ind w:left="5760" w:hanging="360"/>
+      </w:pPr>
+      <w:rPr>
+        <w:rFonts w:ascii="Courier New" w:hAnsi="Courier New" w:cs="Courier New" w:hint="default"/>
+      </w:rPr>
+    </w:lvl>
+    <w:lvl w:ilvl="8">
+      <w:numFmt w:val="bullet"/>
+      <w:lvlText w:val=""/>
+      <w:lvlJc w:val="left"/>
+      <w:pPr>
+        <w:ind w:left="6480" w:hanging="360"/>
+      </w:pPr>
+      <w:rPr>
+        <w:rFonts w:ascii="Wingdings" w:hAnsi="Wingdings" w:cs="Wingdings" w:hint="default"/>
+      </w:rPr>
+    </w:lvl>
+  </w:abstractNum>
   <w:num w:numId="1000">
     <w:abstractNumId w:val="990"/>
+  </w:num>
+  <w:num w:numId="1001">
+    <w:abstractNumId w:val="99411"/>
+    <w:lvlOverride w:ilvl="0">
+      <w:startOverride w:val="1"/>
+    </w:lvlOverride>
+    <w:lvlOverride w:ilvl="1">
+      <w:startOverride w:val="1"/>
+    </w:lvlOverride>
+    <w:lvlOverride w:ilvl="2">
+      <w:startOverride w:val="1"/>
+    </w:lvlOverride>
+    <w:lvlOverride w:ilvl="3">
+      <w:startOverride w:val="1"/>
+    </w:lvlOverride>
+    <w:lvlOverride w:ilvl="4">
+      <w:startOverride w:val="1"/>
+    </w:lvlOverride>
+    <w:lvlOverride w:ilvl="5">
+      <w:startOverride w:val="1"/>
+    </w:lvlOverride>
+    <w:lvlOverride w:ilvl="6">
+      <w:startOverride w:val="1"/>
+    </w:lvlOverride>
+    <w:lvlOverride w:ilvl="7">
+      <w:startOverride w:val="1"/>
+    </w:lvlOverride>
+    <w:lvlOverride w:ilvl="8">
+      <w:startOverride w:val="1"/>
+    </w:lvlOverride>
+  </w:num>
+  <w:num w:numId="1002">
+    <w:abstractNumId w:val="991"/>
   </w:num>
 </w:numbering>
 </file>
